--- a/word/02-ho-so-cap-do/thuyet-minh-de-xuat-cap-do.docx
+++ b/word/02-ho-so-cap-do/thuyet-minh-de-xuat-cap-do.docx
@@ -144,13 +144,13 @@
         <w:tblLayout w:type="autofit"/>
       </w:tblPr>
       <w:tblGrid>
-        <w:gridCol w:w="652"/>
-        <w:gridCol w:w="1971"/>
-        <w:gridCol w:w="1449"/>
-        <w:gridCol w:w="960"/>
-        <w:gridCol w:w="1822"/>
-        <w:gridCol w:w="652"/>
-        <w:gridCol w:w="1519"/>
+        <w:gridCol w:w="630"/>
+        <w:gridCol w:w="1740"/>
+        <w:gridCol w:w="1396"/>
+        <w:gridCol w:w="1134"/>
+        <w:gridCol w:w="1821"/>
+        <w:gridCol w:w="772"/>
+        <w:gridCol w:w="1532"/>
       </w:tblGrid>
       <w:tr>
         <w:trPr>
@@ -159,7 +159,7 @@
         </w:trPr>
         <w:tc>
           <w:tcPr>
-            <w:tcW w:type="dxa" w:w="652"/>
+            <w:tcW w:type="dxa" w:w="630"/>
             <w:tcBorders>
               <w:top w:val="single" w:color="000000" w:sz="4"/>
               <w:left w:val="single" w:color="000000" w:sz="4"/>
@@ -196,7 +196,7 @@
         </w:tc>
         <w:tc>
           <w:tcPr>
-            <w:tcW w:type="dxa" w:w="1971"/>
+            <w:tcW w:type="dxa" w:w="1740"/>
             <w:tcBorders>
               <w:top w:val="single" w:color="000000" w:sz="4"/>
               <w:left w:val="single" w:color="000000" w:sz="4"/>
@@ -233,7 +233,7 @@
         </w:tc>
         <w:tc>
           <w:tcPr>
-            <w:tcW w:type="dxa" w:w="1449"/>
+            <w:tcW w:type="dxa" w:w="1396"/>
             <w:tcBorders>
               <w:top w:val="single" w:color="000000" w:sz="4"/>
               <w:left w:val="single" w:color="000000" w:sz="4"/>
@@ -270,7 +270,7 @@
         </w:tc>
         <w:tc>
           <w:tcPr>
-            <w:tcW w:type="dxa" w:w="960"/>
+            <w:tcW w:type="dxa" w:w="1134"/>
             <w:tcBorders>
               <w:top w:val="single" w:color="000000" w:sz="4"/>
               <w:left w:val="single" w:color="000000" w:sz="4"/>
@@ -307,7 +307,7 @@
         </w:tc>
         <w:tc>
           <w:tcPr>
-            <w:tcW w:type="dxa" w:w="1822"/>
+            <w:tcW w:type="dxa" w:w="1821"/>
             <w:tcBorders>
               <w:top w:val="single" w:color="000000" w:sz="4"/>
               <w:left w:val="single" w:color="000000" w:sz="4"/>
@@ -344,7 +344,7 @@
         </w:tc>
         <w:tc>
           <w:tcPr>
-            <w:tcW w:type="dxa" w:w="652"/>
+            <w:tcW w:type="dxa" w:w="772"/>
             <w:tcBorders>
               <w:top w:val="single" w:color="000000" w:sz="4"/>
               <w:left w:val="single" w:color="000000" w:sz="4"/>
@@ -381,7 +381,7 @@
         </w:tc>
         <w:tc>
           <w:tcPr>
-            <w:tcW w:type="dxa" w:w="1519"/>
+            <w:tcW w:type="dxa" w:w="1532"/>
             <w:tcBorders>
               <w:top w:val="single" w:color="000000" w:sz="4"/>
               <w:left w:val="single" w:color="000000" w:sz="4"/>
@@ -424,7 +424,7 @@
         </w:trPr>
         <w:tc>
           <w:tcPr>
-            <w:tcW w:type="dxa" w:w="652"/>
+            <w:tcW w:type="dxa" w:w="630"/>
             <w:tcBorders>
               <w:top w:val="single" w:color="000000" w:sz="4"/>
               <w:left w:val="single" w:color="000000" w:sz="4"/>
@@ -460,7 +460,7 @@
         </w:tc>
         <w:tc>
           <w:tcPr>
-            <w:tcW w:type="dxa" w:w="1971"/>
+            <w:tcW w:type="dxa" w:w="1740"/>
             <w:tcBorders>
               <w:top w:val="single" w:color="000000" w:sz="4"/>
               <w:left w:val="single" w:color="000000" w:sz="4"/>
@@ -497,7 +497,7 @@
         </w:tc>
         <w:tc>
           <w:tcPr>
-            <w:tcW w:type="dxa" w:w="1449"/>
+            <w:tcW w:type="dxa" w:w="1396"/>
             <w:tcBorders>
               <w:top w:val="single" w:color="000000" w:sz="4"/>
               <w:left w:val="single" w:color="000000" w:sz="4"/>
@@ -534,7 +534,7 @@
         </w:tc>
         <w:tc>
           <w:tcPr>
-            <w:tcW w:type="dxa" w:w="960"/>
+            <w:tcW w:type="dxa" w:w="1134"/>
             <w:tcBorders>
               <w:top w:val="single" w:color="000000" w:sz="4"/>
               <w:left w:val="single" w:color="000000" w:sz="4"/>
@@ -571,7 +571,7 @@
         </w:tc>
         <w:tc>
           <w:tcPr>
-            <w:tcW w:type="dxa" w:w="1822"/>
+            <w:tcW w:type="dxa" w:w="1821"/>
             <w:tcBorders>
               <w:top w:val="single" w:color="000000" w:sz="4"/>
               <w:left w:val="single" w:color="000000" w:sz="4"/>
@@ -608,7 +608,7 @@
         </w:tc>
         <w:tc>
           <w:tcPr>
-            <w:tcW w:type="dxa" w:w="652"/>
+            <w:tcW w:type="dxa" w:w="772"/>
             <w:tcBorders>
               <w:top w:val="single" w:color="000000" w:sz="4"/>
               <w:left w:val="single" w:color="000000" w:sz="4"/>
@@ -645,7 +645,7 @@
         </w:tc>
         <w:tc>
           <w:tcPr>
-            <w:tcW w:type="dxa" w:w="1519"/>
+            <w:tcW w:type="dxa" w:w="1532"/>
             <w:tcBorders>
               <w:top w:val="single" w:color="000000" w:sz="4"/>
               <w:left w:val="single" w:color="000000" w:sz="4"/>
@@ -793,10 +793,10 @@
         <w:tblLayout w:type="autofit"/>
       </w:tblPr>
       <w:tblGrid>
-        <w:gridCol w:w="3900"/>
-        <w:gridCol w:w="1601"/>
-        <w:gridCol w:w="1601"/>
-        <w:gridCol w:w="1923"/>
+        <w:gridCol w:w="4842"/>
+        <w:gridCol w:w="1459"/>
+        <w:gridCol w:w="830"/>
+        <w:gridCol w:w="1894"/>
       </w:tblGrid>
       <w:tr>
         <w:trPr>
@@ -805,7 +805,7 @@
         </w:trPr>
         <w:tc>
           <w:tcPr>
-            <w:tcW w:type="dxa" w:w="3900"/>
+            <w:tcW w:type="dxa" w:w="4842"/>
             <w:tcBorders>
               <w:top w:val="single" w:color="000000" w:sz="4"/>
               <w:left w:val="single" w:color="000000" w:sz="4"/>
@@ -842,7 +842,7 @@
         </w:tc>
         <w:tc>
           <w:tcPr>
-            <w:tcW w:type="dxa" w:w="1601"/>
+            <w:tcW w:type="dxa" w:w="1459"/>
             <w:tcBorders>
               <w:top w:val="single" w:color="000000" w:sz="4"/>
               <w:left w:val="single" w:color="000000" w:sz="4"/>
@@ -879,7 +879,7 @@
         </w:tc>
         <w:tc>
           <w:tcPr>
-            <w:tcW w:type="dxa" w:w="1601"/>
+            <w:tcW w:type="dxa" w:w="830"/>
             <w:tcBorders>
               <w:top w:val="single" w:color="000000" w:sz="4"/>
               <w:left w:val="single" w:color="000000" w:sz="4"/>
@@ -916,7 +916,7 @@
         </w:tc>
         <w:tc>
           <w:tcPr>
-            <w:tcW w:type="dxa" w:w="1923"/>
+            <w:tcW w:type="dxa" w:w="1894"/>
             <w:tcBorders>
               <w:top w:val="single" w:color="000000" w:sz="4"/>
               <w:left w:val="single" w:color="000000" w:sz="4"/>
@@ -959,7 +959,7 @@
         </w:trPr>
         <w:tc>
           <w:tcPr>
-            <w:tcW w:type="dxa" w:w="3900"/>
+            <w:tcW w:type="dxa" w:w="4842"/>
             <w:tcBorders>
               <w:top w:val="single" w:color="000000" w:sz="4"/>
               <w:left w:val="single" w:color="000000" w:sz="4"/>
@@ -995,55 +995,55 @@
         </w:tc>
         <w:tc>
           <w:tcPr>
-            <w:tcW w:type="dxa" w:w="1601"/>
-            <w:tcBorders>
-              <w:top w:val="single" w:color="000000" w:sz="4"/>
-              <w:left w:val="single" w:color="000000" w:sz="4"/>
-              <w:bottom w:val="single" w:color="000000" w:sz="4"/>
-              <w:right w:val="single" w:color="000000" w:sz="4"/>
-            </w:tcBorders>
-            <w:tcMar>
-              <w:top w:type="dxa" w:w="30"/>
-              <w:left w:type="dxa" w:w="70"/>
-              <w:bottom w:type="dxa" w:w="30"/>
-              <w:right w:type="dxa" w:w="70"/>
-            </w:tcMar>
-            <w:vAlign w:val="center"/>
-          </w:tcPr>
-          <w:p>
-            <w:pPr>
-              <w:spacing w:after="0" w:before="0" w:line="240" w:lineRule="auto"/>
-              <w:jc w:val="left"/>
-            </w:pPr>
-          </w:p>
-        </w:tc>
-        <w:tc>
-          <w:tcPr>
-            <w:tcW w:type="dxa" w:w="1601"/>
-            <w:tcBorders>
-              <w:top w:val="single" w:color="000000" w:sz="4"/>
-              <w:left w:val="single" w:color="000000" w:sz="4"/>
-              <w:bottom w:val="single" w:color="000000" w:sz="4"/>
-              <w:right w:val="single" w:color="000000" w:sz="4"/>
-            </w:tcBorders>
-            <w:tcMar>
-              <w:top w:type="dxa" w:w="30"/>
-              <w:left w:type="dxa" w:w="70"/>
-              <w:bottom w:type="dxa" w:w="30"/>
-              <w:right w:type="dxa" w:w="70"/>
-            </w:tcMar>
-            <w:vAlign w:val="center"/>
-          </w:tcPr>
-          <w:p>
-            <w:pPr>
-              <w:spacing w:after="0" w:before="0" w:line="240" w:lineRule="auto"/>
-              <w:jc w:val="left"/>
-            </w:pPr>
-          </w:p>
-        </w:tc>
-        <w:tc>
-          <w:tcPr>
-            <w:tcW w:type="dxa" w:w="1923"/>
+            <w:tcW w:type="dxa" w:w="1459"/>
+            <w:tcBorders>
+              <w:top w:val="single" w:color="000000" w:sz="4"/>
+              <w:left w:val="single" w:color="000000" w:sz="4"/>
+              <w:bottom w:val="single" w:color="000000" w:sz="4"/>
+              <w:right w:val="single" w:color="000000" w:sz="4"/>
+            </w:tcBorders>
+            <w:tcMar>
+              <w:top w:type="dxa" w:w="30"/>
+              <w:left w:type="dxa" w:w="70"/>
+              <w:bottom w:type="dxa" w:w="30"/>
+              <w:right w:type="dxa" w:w="70"/>
+            </w:tcMar>
+            <w:vAlign w:val="center"/>
+          </w:tcPr>
+          <w:p>
+            <w:pPr>
+              <w:spacing w:after="0" w:before="0" w:line="240" w:lineRule="auto"/>
+              <w:jc w:val="left"/>
+            </w:pPr>
+          </w:p>
+        </w:tc>
+        <w:tc>
+          <w:tcPr>
+            <w:tcW w:type="dxa" w:w="830"/>
+            <w:tcBorders>
+              <w:top w:val="single" w:color="000000" w:sz="4"/>
+              <w:left w:val="single" w:color="000000" w:sz="4"/>
+              <w:bottom w:val="single" w:color="000000" w:sz="4"/>
+              <w:right w:val="single" w:color="000000" w:sz="4"/>
+            </w:tcBorders>
+            <w:tcMar>
+              <w:top w:type="dxa" w:w="30"/>
+              <w:left w:type="dxa" w:w="70"/>
+              <w:bottom w:type="dxa" w:w="30"/>
+              <w:right w:type="dxa" w:w="70"/>
+            </w:tcMar>
+            <w:vAlign w:val="center"/>
+          </w:tcPr>
+          <w:p>
+            <w:pPr>
+              <w:spacing w:after="0" w:before="0" w:line="240" w:lineRule="auto"/>
+              <w:jc w:val="left"/>
+            </w:pPr>
+          </w:p>
+        </w:tc>
+        <w:tc>
+          <w:tcPr>
+            <w:tcW w:type="dxa" w:w="1894"/>
             <w:tcBorders>
               <w:top w:val="single" w:color="000000" w:sz="4"/>
               <w:left w:val="single" w:color="000000" w:sz="4"/>
@@ -1085,7 +1085,7 @@
         </w:trPr>
         <w:tc>
           <w:tcPr>
-            <w:tcW w:type="dxa" w:w="3900"/>
+            <w:tcW w:type="dxa" w:w="4842"/>
             <w:tcBorders>
               <w:top w:val="single" w:color="000000" w:sz="4"/>
               <w:left w:val="single" w:color="000000" w:sz="4"/>
@@ -1121,55 +1121,55 @@
         </w:tc>
         <w:tc>
           <w:tcPr>
-            <w:tcW w:type="dxa" w:w="1601"/>
-            <w:tcBorders>
-              <w:top w:val="single" w:color="000000" w:sz="4"/>
-              <w:left w:val="single" w:color="000000" w:sz="4"/>
-              <w:bottom w:val="single" w:color="000000" w:sz="4"/>
-              <w:right w:val="single" w:color="000000" w:sz="4"/>
-            </w:tcBorders>
-            <w:tcMar>
-              <w:top w:type="dxa" w:w="30"/>
-              <w:left w:type="dxa" w:w="70"/>
-              <w:bottom w:type="dxa" w:w="30"/>
-              <w:right w:type="dxa" w:w="70"/>
-            </w:tcMar>
-            <w:vAlign w:val="center"/>
-          </w:tcPr>
-          <w:p>
-            <w:pPr>
-              <w:spacing w:after="0" w:before="0" w:line="240" w:lineRule="auto"/>
-              <w:jc w:val="left"/>
-            </w:pPr>
-          </w:p>
-        </w:tc>
-        <w:tc>
-          <w:tcPr>
-            <w:tcW w:type="dxa" w:w="1601"/>
-            <w:tcBorders>
-              <w:top w:val="single" w:color="000000" w:sz="4"/>
-              <w:left w:val="single" w:color="000000" w:sz="4"/>
-              <w:bottom w:val="single" w:color="000000" w:sz="4"/>
-              <w:right w:val="single" w:color="000000" w:sz="4"/>
-            </w:tcBorders>
-            <w:tcMar>
-              <w:top w:type="dxa" w:w="30"/>
-              <w:left w:type="dxa" w:w="70"/>
-              <w:bottom w:type="dxa" w:w="30"/>
-              <w:right w:type="dxa" w:w="70"/>
-            </w:tcMar>
-            <w:vAlign w:val="center"/>
-          </w:tcPr>
-          <w:p>
-            <w:pPr>
-              <w:spacing w:after="0" w:before="0" w:line="240" w:lineRule="auto"/>
-              <w:jc w:val="left"/>
-            </w:pPr>
-          </w:p>
-        </w:tc>
-        <w:tc>
-          <w:tcPr>
-            <w:tcW w:type="dxa" w:w="1923"/>
+            <w:tcW w:type="dxa" w:w="1459"/>
+            <w:tcBorders>
+              <w:top w:val="single" w:color="000000" w:sz="4"/>
+              <w:left w:val="single" w:color="000000" w:sz="4"/>
+              <w:bottom w:val="single" w:color="000000" w:sz="4"/>
+              <w:right w:val="single" w:color="000000" w:sz="4"/>
+            </w:tcBorders>
+            <w:tcMar>
+              <w:top w:type="dxa" w:w="30"/>
+              <w:left w:type="dxa" w:w="70"/>
+              <w:bottom w:type="dxa" w:w="30"/>
+              <w:right w:type="dxa" w:w="70"/>
+            </w:tcMar>
+            <w:vAlign w:val="center"/>
+          </w:tcPr>
+          <w:p>
+            <w:pPr>
+              <w:spacing w:after="0" w:before="0" w:line="240" w:lineRule="auto"/>
+              <w:jc w:val="left"/>
+            </w:pPr>
+          </w:p>
+        </w:tc>
+        <w:tc>
+          <w:tcPr>
+            <w:tcW w:type="dxa" w:w="830"/>
+            <w:tcBorders>
+              <w:top w:val="single" w:color="000000" w:sz="4"/>
+              <w:left w:val="single" w:color="000000" w:sz="4"/>
+              <w:bottom w:val="single" w:color="000000" w:sz="4"/>
+              <w:right w:val="single" w:color="000000" w:sz="4"/>
+            </w:tcBorders>
+            <w:tcMar>
+              <w:top w:type="dxa" w:w="30"/>
+              <w:left w:type="dxa" w:w="70"/>
+              <w:bottom w:type="dxa" w:w="30"/>
+              <w:right w:type="dxa" w:w="70"/>
+            </w:tcMar>
+            <w:vAlign w:val="center"/>
+          </w:tcPr>
+          <w:p>
+            <w:pPr>
+              <w:spacing w:after="0" w:before="0" w:line="240" w:lineRule="auto"/>
+              <w:jc w:val="left"/>
+            </w:pPr>
+          </w:p>
+        </w:tc>
+        <w:tc>
+          <w:tcPr>
+            <w:tcW w:type="dxa" w:w="1894"/>
             <w:tcBorders>
               <w:top w:val="single" w:color="000000" w:sz="4"/>
               <w:left w:val="single" w:color="000000" w:sz="4"/>
@@ -1211,7 +1211,7 @@
         </w:trPr>
         <w:tc>
           <w:tcPr>
-            <w:tcW w:type="dxa" w:w="3900"/>
+            <w:tcW w:type="dxa" w:w="4842"/>
             <w:tcBorders>
               <w:top w:val="single" w:color="000000" w:sz="4"/>
               <w:left w:val="single" w:color="000000" w:sz="4"/>
@@ -1247,55 +1247,55 @@
         </w:tc>
         <w:tc>
           <w:tcPr>
-            <w:tcW w:type="dxa" w:w="1601"/>
-            <w:tcBorders>
-              <w:top w:val="single" w:color="000000" w:sz="4"/>
-              <w:left w:val="single" w:color="000000" w:sz="4"/>
-              <w:bottom w:val="single" w:color="000000" w:sz="4"/>
-              <w:right w:val="single" w:color="000000" w:sz="4"/>
-            </w:tcBorders>
-            <w:tcMar>
-              <w:top w:type="dxa" w:w="30"/>
-              <w:left w:type="dxa" w:w="70"/>
-              <w:bottom w:type="dxa" w:w="30"/>
-              <w:right w:type="dxa" w:w="70"/>
-            </w:tcMar>
-            <w:vAlign w:val="center"/>
-          </w:tcPr>
-          <w:p>
-            <w:pPr>
-              <w:spacing w:after="0" w:before="0" w:line="240" w:lineRule="auto"/>
-              <w:jc w:val="left"/>
-            </w:pPr>
-          </w:p>
-        </w:tc>
-        <w:tc>
-          <w:tcPr>
-            <w:tcW w:type="dxa" w:w="1601"/>
-            <w:tcBorders>
-              <w:top w:val="single" w:color="000000" w:sz="4"/>
-              <w:left w:val="single" w:color="000000" w:sz="4"/>
-              <w:bottom w:val="single" w:color="000000" w:sz="4"/>
-              <w:right w:val="single" w:color="000000" w:sz="4"/>
-            </w:tcBorders>
-            <w:tcMar>
-              <w:top w:type="dxa" w:w="30"/>
-              <w:left w:type="dxa" w:w="70"/>
-              <w:bottom w:type="dxa" w:w="30"/>
-              <w:right w:type="dxa" w:w="70"/>
-            </w:tcMar>
-            <w:vAlign w:val="center"/>
-          </w:tcPr>
-          <w:p>
-            <w:pPr>
-              <w:spacing w:after="0" w:before="0" w:line="240" w:lineRule="auto"/>
-              <w:jc w:val="left"/>
-            </w:pPr>
-          </w:p>
-        </w:tc>
-        <w:tc>
-          <w:tcPr>
-            <w:tcW w:type="dxa" w:w="1923"/>
+            <w:tcW w:type="dxa" w:w="1459"/>
+            <w:tcBorders>
+              <w:top w:val="single" w:color="000000" w:sz="4"/>
+              <w:left w:val="single" w:color="000000" w:sz="4"/>
+              <w:bottom w:val="single" w:color="000000" w:sz="4"/>
+              <w:right w:val="single" w:color="000000" w:sz="4"/>
+            </w:tcBorders>
+            <w:tcMar>
+              <w:top w:type="dxa" w:w="30"/>
+              <w:left w:type="dxa" w:w="70"/>
+              <w:bottom w:type="dxa" w:w="30"/>
+              <w:right w:type="dxa" w:w="70"/>
+            </w:tcMar>
+            <w:vAlign w:val="center"/>
+          </w:tcPr>
+          <w:p>
+            <w:pPr>
+              <w:spacing w:after="0" w:before="0" w:line="240" w:lineRule="auto"/>
+              <w:jc w:val="left"/>
+            </w:pPr>
+          </w:p>
+        </w:tc>
+        <w:tc>
+          <w:tcPr>
+            <w:tcW w:type="dxa" w:w="830"/>
+            <w:tcBorders>
+              <w:top w:val="single" w:color="000000" w:sz="4"/>
+              <w:left w:val="single" w:color="000000" w:sz="4"/>
+              <w:bottom w:val="single" w:color="000000" w:sz="4"/>
+              <w:right w:val="single" w:color="000000" w:sz="4"/>
+            </w:tcBorders>
+            <w:tcMar>
+              <w:top w:type="dxa" w:w="30"/>
+              <w:left w:type="dxa" w:w="70"/>
+              <w:bottom w:type="dxa" w:w="30"/>
+              <w:right w:type="dxa" w:w="70"/>
+            </w:tcMar>
+            <w:vAlign w:val="center"/>
+          </w:tcPr>
+          <w:p>
+            <w:pPr>
+              <w:spacing w:after="0" w:before="0" w:line="240" w:lineRule="auto"/>
+              <w:jc w:val="left"/>
+            </w:pPr>
+          </w:p>
+        </w:tc>
+        <w:tc>
+          <w:tcPr>
+            <w:tcW w:type="dxa" w:w="1894"/>
             <w:tcBorders>
               <w:top w:val="single" w:color="000000" w:sz="4"/>
               <w:left w:val="single" w:color="000000" w:sz="4"/>
@@ -1338,7 +1338,7 @@
         </w:trPr>
         <w:tc>
           <w:tcPr>
-            <w:tcW w:type="dxa" w:w="3900"/>
+            <w:tcW w:type="dxa" w:w="4842"/>
             <w:tcBorders>
               <w:top w:val="single" w:color="000000" w:sz="4"/>
               <w:left w:val="single" w:color="000000" w:sz="4"/>
@@ -1374,55 +1374,55 @@
         </w:tc>
         <w:tc>
           <w:tcPr>
-            <w:tcW w:type="dxa" w:w="1601"/>
-            <w:tcBorders>
-              <w:top w:val="single" w:color="000000" w:sz="4"/>
-              <w:left w:val="single" w:color="000000" w:sz="4"/>
-              <w:bottom w:val="single" w:color="000000" w:sz="4"/>
-              <w:right w:val="single" w:color="000000" w:sz="4"/>
-            </w:tcBorders>
-            <w:tcMar>
-              <w:top w:type="dxa" w:w="30"/>
-              <w:left w:type="dxa" w:w="70"/>
-              <w:bottom w:type="dxa" w:w="30"/>
-              <w:right w:type="dxa" w:w="70"/>
-            </w:tcMar>
-            <w:vAlign w:val="center"/>
-          </w:tcPr>
-          <w:p>
-            <w:pPr>
-              <w:spacing w:after="0" w:before="0" w:line="240" w:lineRule="auto"/>
-              <w:jc w:val="left"/>
-            </w:pPr>
-          </w:p>
-        </w:tc>
-        <w:tc>
-          <w:tcPr>
-            <w:tcW w:type="dxa" w:w="1601"/>
-            <w:tcBorders>
-              <w:top w:val="single" w:color="000000" w:sz="4"/>
-              <w:left w:val="single" w:color="000000" w:sz="4"/>
-              <w:bottom w:val="single" w:color="000000" w:sz="4"/>
-              <w:right w:val="single" w:color="000000" w:sz="4"/>
-            </w:tcBorders>
-            <w:tcMar>
-              <w:top w:type="dxa" w:w="30"/>
-              <w:left w:type="dxa" w:w="70"/>
-              <w:bottom w:type="dxa" w:w="30"/>
-              <w:right w:type="dxa" w:w="70"/>
-            </w:tcMar>
-            <w:vAlign w:val="center"/>
-          </w:tcPr>
-          <w:p>
-            <w:pPr>
-              <w:spacing w:after="0" w:before="0" w:line="240" w:lineRule="auto"/>
-              <w:jc w:val="left"/>
-            </w:pPr>
-          </w:p>
-        </w:tc>
-        <w:tc>
-          <w:tcPr>
-            <w:tcW w:type="dxa" w:w="1923"/>
+            <w:tcW w:type="dxa" w:w="1459"/>
+            <w:tcBorders>
+              <w:top w:val="single" w:color="000000" w:sz="4"/>
+              <w:left w:val="single" w:color="000000" w:sz="4"/>
+              <w:bottom w:val="single" w:color="000000" w:sz="4"/>
+              <w:right w:val="single" w:color="000000" w:sz="4"/>
+            </w:tcBorders>
+            <w:tcMar>
+              <w:top w:type="dxa" w:w="30"/>
+              <w:left w:type="dxa" w:w="70"/>
+              <w:bottom w:type="dxa" w:w="30"/>
+              <w:right w:type="dxa" w:w="70"/>
+            </w:tcMar>
+            <w:vAlign w:val="center"/>
+          </w:tcPr>
+          <w:p>
+            <w:pPr>
+              <w:spacing w:after="0" w:before="0" w:line="240" w:lineRule="auto"/>
+              <w:jc w:val="left"/>
+            </w:pPr>
+          </w:p>
+        </w:tc>
+        <w:tc>
+          <w:tcPr>
+            <w:tcW w:type="dxa" w:w="830"/>
+            <w:tcBorders>
+              <w:top w:val="single" w:color="000000" w:sz="4"/>
+              <w:left w:val="single" w:color="000000" w:sz="4"/>
+              <w:bottom w:val="single" w:color="000000" w:sz="4"/>
+              <w:right w:val="single" w:color="000000" w:sz="4"/>
+            </w:tcBorders>
+            <w:tcMar>
+              <w:top w:type="dxa" w:w="30"/>
+              <w:left w:type="dxa" w:w="70"/>
+              <w:bottom w:type="dxa" w:w="30"/>
+              <w:right w:type="dxa" w:w="70"/>
+            </w:tcMar>
+            <w:vAlign w:val="center"/>
+          </w:tcPr>
+          <w:p>
+            <w:pPr>
+              <w:spacing w:after="0" w:before="0" w:line="240" w:lineRule="auto"/>
+              <w:jc w:val="left"/>
+            </w:pPr>
+          </w:p>
+        </w:tc>
+        <w:tc>
+          <w:tcPr>
+            <w:tcW w:type="dxa" w:w="1894"/>
             <w:tcBorders>
               <w:top w:val="single" w:color="000000" w:sz="4"/>
               <w:left w:val="single" w:color="000000" w:sz="4"/>
@@ -1465,7 +1465,7 @@
         </w:trPr>
         <w:tc>
           <w:tcPr>
-            <w:tcW w:type="dxa" w:w="3900"/>
+            <w:tcW w:type="dxa" w:w="4842"/>
             <w:tcBorders>
               <w:top w:val="single" w:color="000000" w:sz="4"/>
               <w:left w:val="single" w:color="000000" w:sz="4"/>
@@ -1501,55 +1501,55 @@
         </w:tc>
         <w:tc>
           <w:tcPr>
-            <w:tcW w:type="dxa" w:w="1601"/>
-            <w:tcBorders>
-              <w:top w:val="single" w:color="000000" w:sz="4"/>
-              <w:left w:val="single" w:color="000000" w:sz="4"/>
-              <w:bottom w:val="single" w:color="000000" w:sz="4"/>
-              <w:right w:val="single" w:color="000000" w:sz="4"/>
-            </w:tcBorders>
-            <w:tcMar>
-              <w:top w:type="dxa" w:w="30"/>
-              <w:left w:type="dxa" w:w="70"/>
-              <w:bottom w:type="dxa" w:w="30"/>
-              <w:right w:type="dxa" w:w="70"/>
-            </w:tcMar>
-            <w:vAlign w:val="center"/>
-          </w:tcPr>
-          <w:p>
-            <w:pPr>
-              <w:spacing w:after="0" w:before="0" w:line="240" w:lineRule="auto"/>
-              <w:jc w:val="left"/>
-            </w:pPr>
-          </w:p>
-        </w:tc>
-        <w:tc>
-          <w:tcPr>
-            <w:tcW w:type="dxa" w:w="1601"/>
-            <w:tcBorders>
-              <w:top w:val="single" w:color="000000" w:sz="4"/>
-              <w:left w:val="single" w:color="000000" w:sz="4"/>
-              <w:bottom w:val="single" w:color="000000" w:sz="4"/>
-              <w:right w:val="single" w:color="000000" w:sz="4"/>
-            </w:tcBorders>
-            <w:tcMar>
-              <w:top w:type="dxa" w:w="30"/>
-              <w:left w:type="dxa" w:w="70"/>
-              <w:bottom w:type="dxa" w:w="30"/>
-              <w:right w:type="dxa" w:w="70"/>
-            </w:tcMar>
-            <w:vAlign w:val="center"/>
-          </w:tcPr>
-          <w:p>
-            <w:pPr>
-              <w:spacing w:after="0" w:before="0" w:line="240" w:lineRule="auto"/>
-              <w:jc w:val="left"/>
-            </w:pPr>
-          </w:p>
-        </w:tc>
-        <w:tc>
-          <w:tcPr>
-            <w:tcW w:type="dxa" w:w="1923"/>
+            <w:tcW w:type="dxa" w:w="1459"/>
+            <w:tcBorders>
+              <w:top w:val="single" w:color="000000" w:sz="4"/>
+              <w:left w:val="single" w:color="000000" w:sz="4"/>
+              <w:bottom w:val="single" w:color="000000" w:sz="4"/>
+              <w:right w:val="single" w:color="000000" w:sz="4"/>
+            </w:tcBorders>
+            <w:tcMar>
+              <w:top w:type="dxa" w:w="30"/>
+              <w:left w:type="dxa" w:w="70"/>
+              <w:bottom w:type="dxa" w:w="30"/>
+              <w:right w:type="dxa" w:w="70"/>
+            </w:tcMar>
+            <w:vAlign w:val="center"/>
+          </w:tcPr>
+          <w:p>
+            <w:pPr>
+              <w:spacing w:after="0" w:before="0" w:line="240" w:lineRule="auto"/>
+              <w:jc w:val="left"/>
+            </w:pPr>
+          </w:p>
+        </w:tc>
+        <w:tc>
+          <w:tcPr>
+            <w:tcW w:type="dxa" w:w="830"/>
+            <w:tcBorders>
+              <w:top w:val="single" w:color="000000" w:sz="4"/>
+              <w:left w:val="single" w:color="000000" w:sz="4"/>
+              <w:bottom w:val="single" w:color="000000" w:sz="4"/>
+              <w:right w:val="single" w:color="000000" w:sz="4"/>
+            </w:tcBorders>
+            <w:tcMar>
+              <w:top w:type="dxa" w:w="30"/>
+              <w:left w:type="dxa" w:w="70"/>
+              <w:bottom w:type="dxa" w:w="30"/>
+              <w:right w:type="dxa" w:w="70"/>
+            </w:tcMar>
+            <w:vAlign w:val="center"/>
+          </w:tcPr>
+          <w:p>
+            <w:pPr>
+              <w:spacing w:after="0" w:before="0" w:line="240" w:lineRule="auto"/>
+              <w:jc w:val="left"/>
+            </w:pPr>
+          </w:p>
+        </w:tc>
+        <w:tc>
+          <w:tcPr>
+            <w:tcW w:type="dxa" w:w="1894"/>
             <w:tcBorders>
               <w:top w:val="single" w:color="000000" w:sz="4"/>
               <w:left w:val="single" w:color="000000" w:sz="4"/>
@@ -1804,10 +1804,10 @@
         <w:tblLayout w:type="autofit"/>
       </w:tblPr>
       <w:tblGrid>
-        <w:gridCol w:w="4273"/>
-        <w:gridCol w:w="1410"/>
-        <w:gridCol w:w="1929"/>
-        <w:gridCol w:w="1413"/>
+        <w:gridCol w:w="3751"/>
+        <w:gridCol w:w="1652"/>
+        <w:gridCol w:w="2634"/>
+        <w:gridCol w:w="988"/>
       </w:tblGrid>
       <w:tr>
         <w:trPr>
@@ -1816,7 +1816,7 @@
         </w:trPr>
         <w:tc>
           <w:tcPr>
-            <w:tcW w:type="dxa" w:w="4273"/>
+            <w:tcW w:type="dxa" w:w="3751"/>
             <w:tcBorders>
               <w:top w:val="single" w:color="000000" w:sz="4"/>
               <w:left w:val="single" w:color="000000" w:sz="4"/>
@@ -1853,7 +1853,7 @@
         </w:tc>
         <w:tc>
           <w:tcPr>
-            <w:tcW w:type="dxa" w:w="1410"/>
+            <w:tcW w:type="dxa" w:w="1652"/>
             <w:tcBorders>
               <w:top w:val="single" w:color="000000" w:sz="4"/>
               <w:left w:val="single" w:color="000000" w:sz="4"/>
@@ -1890,7 +1890,7 @@
         </w:tc>
         <w:tc>
           <w:tcPr>
-            <w:tcW w:type="dxa" w:w="1929"/>
+            <w:tcW w:type="dxa" w:w="2634"/>
             <w:tcBorders>
               <w:top w:val="single" w:color="000000" w:sz="4"/>
               <w:left w:val="single" w:color="000000" w:sz="4"/>
@@ -1927,7 +1927,7 @@
         </w:tc>
         <w:tc>
           <w:tcPr>
-            <w:tcW w:type="dxa" w:w="1413"/>
+            <w:tcW w:type="dxa" w:w="988"/>
             <w:tcBorders>
               <w:top w:val="single" w:color="000000" w:sz="4"/>
               <w:left w:val="single" w:color="000000" w:sz="4"/>
@@ -1970,7 +1970,7 @@
         </w:trPr>
         <w:tc>
           <w:tcPr>
-            <w:tcW w:type="dxa" w:w="4273"/>
+            <w:tcW w:type="dxa" w:w="3751"/>
             <w:tcBorders>
               <w:top w:val="single" w:color="000000" w:sz="4"/>
               <w:left w:val="single" w:color="000000" w:sz="4"/>
@@ -2006,7 +2006,7 @@
         </w:tc>
         <w:tc>
           <w:tcPr>
-            <w:tcW w:type="dxa" w:w="1410"/>
+            <w:tcW w:type="dxa" w:w="1652"/>
             <w:tcBorders>
               <w:top w:val="single" w:color="000000" w:sz="4"/>
               <w:left w:val="single" w:color="000000" w:sz="4"/>
@@ -2042,7 +2042,7 @@
         </w:tc>
         <w:tc>
           <w:tcPr>
-            <w:tcW w:type="dxa" w:w="1929"/>
+            <w:tcW w:type="dxa" w:w="2634"/>
             <w:tcBorders>
               <w:top w:val="single" w:color="000000" w:sz="4"/>
               <w:left w:val="single" w:color="000000" w:sz="4"/>
@@ -2078,7 +2078,7 @@
         </w:tc>
         <w:tc>
           <w:tcPr>
-            <w:tcW w:type="dxa" w:w="1413"/>
+            <w:tcW w:type="dxa" w:w="988"/>
             <w:tcBorders>
               <w:top w:val="single" w:color="000000" w:sz="4"/>
               <w:left w:val="single" w:color="000000" w:sz="4"/>
@@ -2108,7 +2108,7 @@
         </w:trPr>
         <w:tc>
           <w:tcPr>
-            <w:tcW w:type="dxa" w:w="4273"/>
+            <w:tcW w:type="dxa" w:w="3751"/>
             <w:tcBorders>
               <w:top w:val="single" w:color="000000" w:sz="4"/>
               <w:left w:val="single" w:color="000000" w:sz="4"/>
@@ -2144,31 +2144,31 @@
         </w:tc>
         <w:tc>
           <w:tcPr>
-            <w:tcW w:type="dxa" w:w="1410"/>
-            <w:tcBorders>
-              <w:top w:val="single" w:color="000000" w:sz="4"/>
-              <w:left w:val="single" w:color="000000" w:sz="4"/>
-              <w:bottom w:val="single" w:color="000000" w:sz="4"/>
-              <w:right w:val="single" w:color="000000" w:sz="4"/>
-            </w:tcBorders>
-            <w:tcMar>
-              <w:top w:type="dxa" w:w="30"/>
-              <w:left w:type="dxa" w:w="70"/>
-              <w:bottom w:type="dxa" w:w="30"/>
-              <w:right w:type="dxa" w:w="70"/>
-            </w:tcMar>
-            <w:vAlign w:val="center"/>
-          </w:tcPr>
-          <w:p>
-            <w:pPr>
-              <w:spacing w:after="0" w:before="0" w:line="240" w:lineRule="auto"/>
-              <w:jc w:val="left"/>
-            </w:pPr>
-          </w:p>
-        </w:tc>
-        <w:tc>
-          <w:tcPr>
-            <w:tcW w:type="dxa" w:w="1929"/>
+            <w:tcW w:type="dxa" w:w="1652"/>
+            <w:tcBorders>
+              <w:top w:val="single" w:color="000000" w:sz="4"/>
+              <w:left w:val="single" w:color="000000" w:sz="4"/>
+              <w:bottom w:val="single" w:color="000000" w:sz="4"/>
+              <w:right w:val="single" w:color="000000" w:sz="4"/>
+            </w:tcBorders>
+            <w:tcMar>
+              <w:top w:type="dxa" w:w="30"/>
+              <w:left w:type="dxa" w:w="70"/>
+              <w:bottom w:type="dxa" w:w="30"/>
+              <w:right w:type="dxa" w:w="70"/>
+            </w:tcMar>
+            <w:vAlign w:val="center"/>
+          </w:tcPr>
+          <w:p>
+            <w:pPr>
+              <w:spacing w:after="0" w:before="0" w:line="240" w:lineRule="auto"/>
+              <w:jc w:val="left"/>
+            </w:pPr>
+          </w:p>
+        </w:tc>
+        <w:tc>
+          <w:tcPr>
+            <w:tcW w:type="dxa" w:w="2634"/>
             <w:tcBorders>
               <w:top w:val="single" w:color="000000" w:sz="4"/>
               <w:left w:val="single" w:color="000000" w:sz="4"/>
@@ -2204,7 +2204,7 @@
         </w:tc>
         <w:tc>
           <w:tcPr>
-            <w:tcW w:type="dxa" w:w="1413"/>
+            <w:tcW w:type="dxa" w:w="988"/>
             <w:tcBorders>
               <w:top w:val="single" w:color="000000" w:sz="4"/>
               <w:left w:val="single" w:color="000000" w:sz="4"/>
@@ -2234,7 +2234,7 @@
         </w:trPr>
         <w:tc>
           <w:tcPr>
-            <w:tcW w:type="dxa" w:w="4273"/>
+            <w:tcW w:type="dxa" w:w="3751"/>
             <w:tcBorders>
               <w:top w:val="single" w:color="000000" w:sz="4"/>
               <w:left w:val="single" w:color="000000" w:sz="4"/>
@@ -2270,31 +2270,31 @@
         </w:tc>
         <w:tc>
           <w:tcPr>
-            <w:tcW w:type="dxa" w:w="1410"/>
-            <w:tcBorders>
-              <w:top w:val="single" w:color="000000" w:sz="4"/>
-              <w:left w:val="single" w:color="000000" w:sz="4"/>
-              <w:bottom w:val="single" w:color="000000" w:sz="4"/>
-              <w:right w:val="single" w:color="000000" w:sz="4"/>
-            </w:tcBorders>
-            <w:tcMar>
-              <w:top w:type="dxa" w:w="30"/>
-              <w:left w:type="dxa" w:w="70"/>
-              <w:bottom w:type="dxa" w:w="30"/>
-              <w:right w:type="dxa" w:w="70"/>
-            </w:tcMar>
-            <w:vAlign w:val="center"/>
-          </w:tcPr>
-          <w:p>
-            <w:pPr>
-              <w:spacing w:after="0" w:before="0" w:line="240" w:lineRule="auto"/>
-              <w:jc w:val="left"/>
-            </w:pPr>
-          </w:p>
-        </w:tc>
-        <w:tc>
-          <w:tcPr>
-            <w:tcW w:type="dxa" w:w="1929"/>
+            <w:tcW w:type="dxa" w:w="1652"/>
+            <w:tcBorders>
+              <w:top w:val="single" w:color="000000" w:sz="4"/>
+              <w:left w:val="single" w:color="000000" w:sz="4"/>
+              <w:bottom w:val="single" w:color="000000" w:sz="4"/>
+              <w:right w:val="single" w:color="000000" w:sz="4"/>
+            </w:tcBorders>
+            <w:tcMar>
+              <w:top w:type="dxa" w:w="30"/>
+              <w:left w:type="dxa" w:w="70"/>
+              <w:bottom w:type="dxa" w:w="30"/>
+              <w:right w:type="dxa" w:w="70"/>
+            </w:tcMar>
+            <w:vAlign w:val="center"/>
+          </w:tcPr>
+          <w:p>
+            <w:pPr>
+              <w:spacing w:after="0" w:before="0" w:line="240" w:lineRule="auto"/>
+              <w:jc w:val="left"/>
+            </w:pPr>
+          </w:p>
+        </w:tc>
+        <w:tc>
+          <w:tcPr>
+            <w:tcW w:type="dxa" w:w="2634"/>
             <w:tcBorders>
               <w:top w:val="single" w:color="000000" w:sz="4"/>
               <w:left w:val="single" w:color="000000" w:sz="4"/>
@@ -2330,7 +2330,7 @@
         </w:tc>
         <w:tc>
           <w:tcPr>
-            <w:tcW w:type="dxa" w:w="1413"/>
+            <w:tcW w:type="dxa" w:w="988"/>
             <w:tcBorders>
               <w:top w:val="single" w:color="000000" w:sz="4"/>
               <w:left w:val="single" w:color="000000" w:sz="4"/>
@@ -2360,7 +2360,7 @@
         </w:trPr>
         <w:tc>
           <w:tcPr>
-            <w:tcW w:type="dxa" w:w="4273"/>
+            <w:tcW w:type="dxa" w:w="3751"/>
             <w:tcBorders>
               <w:top w:val="single" w:color="000000" w:sz="4"/>
               <w:left w:val="single" w:color="000000" w:sz="4"/>
@@ -2396,31 +2396,31 @@
         </w:tc>
         <w:tc>
           <w:tcPr>
-            <w:tcW w:type="dxa" w:w="1410"/>
-            <w:tcBorders>
-              <w:top w:val="single" w:color="000000" w:sz="4"/>
-              <w:left w:val="single" w:color="000000" w:sz="4"/>
-              <w:bottom w:val="single" w:color="000000" w:sz="4"/>
-              <w:right w:val="single" w:color="000000" w:sz="4"/>
-            </w:tcBorders>
-            <w:tcMar>
-              <w:top w:type="dxa" w:w="30"/>
-              <w:left w:type="dxa" w:w="70"/>
-              <w:bottom w:type="dxa" w:w="30"/>
-              <w:right w:type="dxa" w:w="70"/>
-            </w:tcMar>
-            <w:vAlign w:val="center"/>
-          </w:tcPr>
-          <w:p>
-            <w:pPr>
-              <w:spacing w:after="0" w:before="0" w:line="240" w:lineRule="auto"/>
-              <w:jc w:val="left"/>
-            </w:pPr>
-          </w:p>
-        </w:tc>
-        <w:tc>
-          <w:tcPr>
-            <w:tcW w:type="dxa" w:w="1929"/>
+            <w:tcW w:type="dxa" w:w="1652"/>
+            <w:tcBorders>
+              <w:top w:val="single" w:color="000000" w:sz="4"/>
+              <w:left w:val="single" w:color="000000" w:sz="4"/>
+              <w:bottom w:val="single" w:color="000000" w:sz="4"/>
+              <w:right w:val="single" w:color="000000" w:sz="4"/>
+            </w:tcBorders>
+            <w:tcMar>
+              <w:top w:type="dxa" w:w="30"/>
+              <w:left w:type="dxa" w:w="70"/>
+              <w:bottom w:type="dxa" w:w="30"/>
+              <w:right w:type="dxa" w:w="70"/>
+            </w:tcMar>
+            <w:vAlign w:val="center"/>
+          </w:tcPr>
+          <w:p>
+            <w:pPr>
+              <w:spacing w:after="0" w:before="0" w:line="240" w:lineRule="auto"/>
+              <w:jc w:val="left"/>
+            </w:pPr>
+          </w:p>
+        </w:tc>
+        <w:tc>
+          <w:tcPr>
+            <w:tcW w:type="dxa" w:w="2634"/>
             <w:tcBorders>
               <w:top w:val="single" w:color="000000" w:sz="4"/>
               <w:left w:val="single" w:color="000000" w:sz="4"/>
@@ -2456,7 +2456,7 @@
         </w:tc>
         <w:tc>
           <w:tcPr>
-            <w:tcW w:type="dxa" w:w="1413"/>
+            <w:tcW w:type="dxa" w:w="988"/>
             <w:tcBorders>
               <w:top w:val="single" w:color="000000" w:sz="4"/>
               <w:left w:val="single" w:color="000000" w:sz="4"/>
@@ -2486,7 +2486,7 @@
         </w:trPr>
         <w:tc>
           <w:tcPr>
-            <w:tcW w:type="dxa" w:w="4273"/>
+            <w:tcW w:type="dxa" w:w="3751"/>
             <w:tcBorders>
               <w:top w:val="single" w:color="000000" w:sz="4"/>
               <w:left w:val="single" w:color="000000" w:sz="4"/>
@@ -2522,31 +2522,31 @@
         </w:tc>
         <w:tc>
           <w:tcPr>
-            <w:tcW w:type="dxa" w:w="1410"/>
-            <w:tcBorders>
-              <w:top w:val="single" w:color="000000" w:sz="4"/>
-              <w:left w:val="single" w:color="000000" w:sz="4"/>
-              <w:bottom w:val="single" w:color="000000" w:sz="4"/>
-              <w:right w:val="single" w:color="000000" w:sz="4"/>
-            </w:tcBorders>
-            <w:tcMar>
-              <w:top w:type="dxa" w:w="30"/>
-              <w:left w:type="dxa" w:w="70"/>
-              <w:bottom w:type="dxa" w:w="30"/>
-              <w:right w:type="dxa" w:w="70"/>
-            </w:tcMar>
-            <w:vAlign w:val="center"/>
-          </w:tcPr>
-          <w:p>
-            <w:pPr>
-              <w:spacing w:after="0" w:before="0" w:line="240" w:lineRule="auto"/>
-              <w:jc w:val="left"/>
-            </w:pPr>
-          </w:p>
-        </w:tc>
-        <w:tc>
-          <w:tcPr>
-            <w:tcW w:type="dxa" w:w="1929"/>
+            <w:tcW w:type="dxa" w:w="1652"/>
+            <w:tcBorders>
+              <w:top w:val="single" w:color="000000" w:sz="4"/>
+              <w:left w:val="single" w:color="000000" w:sz="4"/>
+              <w:bottom w:val="single" w:color="000000" w:sz="4"/>
+              <w:right w:val="single" w:color="000000" w:sz="4"/>
+            </w:tcBorders>
+            <w:tcMar>
+              <w:top w:type="dxa" w:w="30"/>
+              <w:left w:type="dxa" w:w="70"/>
+              <w:bottom w:type="dxa" w:w="30"/>
+              <w:right w:type="dxa" w:w="70"/>
+            </w:tcMar>
+            <w:vAlign w:val="center"/>
+          </w:tcPr>
+          <w:p>
+            <w:pPr>
+              <w:spacing w:after="0" w:before="0" w:line="240" w:lineRule="auto"/>
+              <w:jc w:val="left"/>
+            </w:pPr>
+          </w:p>
+        </w:tc>
+        <w:tc>
+          <w:tcPr>
+            <w:tcW w:type="dxa" w:w="2634"/>
             <w:tcBorders>
               <w:top w:val="single" w:color="000000" w:sz="4"/>
               <w:left w:val="single" w:color="000000" w:sz="4"/>
@@ -2582,7 +2582,7 @@
         </w:tc>
         <w:tc>
           <w:tcPr>
-            <w:tcW w:type="dxa" w:w="1413"/>
+            <w:tcW w:type="dxa" w:w="988"/>
             <w:tcBorders>
               <w:top w:val="single" w:color="000000" w:sz="4"/>
               <w:left w:val="single" w:color="000000" w:sz="4"/>
@@ -2612,7 +2612,7 @@
         </w:trPr>
         <w:tc>
           <w:tcPr>
-            <w:tcW w:type="dxa" w:w="4273"/>
+            <w:tcW w:type="dxa" w:w="3751"/>
             <w:tcBorders>
               <w:top w:val="single" w:color="000000" w:sz="4"/>
               <w:left w:val="single" w:color="000000" w:sz="4"/>
@@ -2648,31 +2648,31 @@
         </w:tc>
         <w:tc>
           <w:tcPr>
-            <w:tcW w:type="dxa" w:w="1410"/>
-            <w:tcBorders>
-              <w:top w:val="single" w:color="000000" w:sz="4"/>
-              <w:left w:val="single" w:color="000000" w:sz="4"/>
-              <w:bottom w:val="single" w:color="000000" w:sz="4"/>
-              <w:right w:val="single" w:color="000000" w:sz="4"/>
-            </w:tcBorders>
-            <w:tcMar>
-              <w:top w:type="dxa" w:w="30"/>
-              <w:left w:type="dxa" w:w="70"/>
-              <w:bottom w:type="dxa" w:w="30"/>
-              <w:right w:type="dxa" w:w="70"/>
-            </w:tcMar>
-            <w:vAlign w:val="center"/>
-          </w:tcPr>
-          <w:p>
-            <w:pPr>
-              <w:spacing w:after="0" w:before="0" w:line="240" w:lineRule="auto"/>
-              <w:jc w:val="left"/>
-            </w:pPr>
-          </w:p>
-        </w:tc>
-        <w:tc>
-          <w:tcPr>
-            <w:tcW w:type="dxa" w:w="1929"/>
+            <w:tcW w:type="dxa" w:w="1652"/>
+            <w:tcBorders>
+              <w:top w:val="single" w:color="000000" w:sz="4"/>
+              <w:left w:val="single" w:color="000000" w:sz="4"/>
+              <w:bottom w:val="single" w:color="000000" w:sz="4"/>
+              <w:right w:val="single" w:color="000000" w:sz="4"/>
+            </w:tcBorders>
+            <w:tcMar>
+              <w:top w:type="dxa" w:w="30"/>
+              <w:left w:type="dxa" w:w="70"/>
+              <w:bottom w:type="dxa" w:w="30"/>
+              <w:right w:type="dxa" w:w="70"/>
+            </w:tcMar>
+            <w:vAlign w:val="center"/>
+          </w:tcPr>
+          <w:p>
+            <w:pPr>
+              <w:spacing w:after="0" w:before="0" w:line="240" w:lineRule="auto"/>
+              <w:jc w:val="left"/>
+            </w:pPr>
+          </w:p>
+        </w:tc>
+        <w:tc>
+          <w:tcPr>
+            <w:tcW w:type="dxa" w:w="2634"/>
             <w:tcBorders>
               <w:top w:val="single" w:color="000000" w:sz="4"/>
               <w:left w:val="single" w:color="000000" w:sz="4"/>
@@ -2708,7 +2708,7 @@
         </w:tc>
         <w:tc>
           <w:tcPr>
-            <w:tcW w:type="dxa" w:w="1413"/>
+            <w:tcW w:type="dxa" w:w="988"/>
             <w:tcBorders>
               <w:top w:val="single" w:color="000000" w:sz="4"/>
               <w:left w:val="single" w:color="000000" w:sz="4"/>
@@ -2738,7 +2738,7 @@
         </w:trPr>
         <w:tc>
           <w:tcPr>
-            <w:tcW w:type="dxa" w:w="4273"/>
+            <w:tcW w:type="dxa" w:w="3751"/>
             <w:tcBorders>
               <w:top w:val="single" w:color="000000" w:sz="4"/>
               <w:left w:val="single" w:color="000000" w:sz="4"/>
@@ -2774,31 +2774,31 @@
         </w:tc>
         <w:tc>
           <w:tcPr>
-            <w:tcW w:type="dxa" w:w="1410"/>
-            <w:tcBorders>
-              <w:top w:val="single" w:color="000000" w:sz="4"/>
-              <w:left w:val="single" w:color="000000" w:sz="4"/>
-              <w:bottom w:val="single" w:color="000000" w:sz="4"/>
-              <w:right w:val="single" w:color="000000" w:sz="4"/>
-            </w:tcBorders>
-            <w:tcMar>
-              <w:top w:type="dxa" w:w="30"/>
-              <w:left w:type="dxa" w:w="70"/>
-              <w:bottom w:type="dxa" w:w="30"/>
-              <w:right w:type="dxa" w:w="70"/>
-            </w:tcMar>
-            <w:vAlign w:val="center"/>
-          </w:tcPr>
-          <w:p>
-            <w:pPr>
-              <w:spacing w:after="0" w:before="0" w:line="240" w:lineRule="auto"/>
-              <w:jc w:val="left"/>
-            </w:pPr>
-          </w:p>
-        </w:tc>
-        <w:tc>
-          <w:tcPr>
-            <w:tcW w:type="dxa" w:w="1929"/>
+            <w:tcW w:type="dxa" w:w="1652"/>
+            <w:tcBorders>
+              <w:top w:val="single" w:color="000000" w:sz="4"/>
+              <w:left w:val="single" w:color="000000" w:sz="4"/>
+              <w:bottom w:val="single" w:color="000000" w:sz="4"/>
+              <w:right w:val="single" w:color="000000" w:sz="4"/>
+            </w:tcBorders>
+            <w:tcMar>
+              <w:top w:type="dxa" w:w="30"/>
+              <w:left w:type="dxa" w:w="70"/>
+              <w:bottom w:type="dxa" w:w="30"/>
+              <w:right w:type="dxa" w:w="70"/>
+            </w:tcMar>
+            <w:vAlign w:val="center"/>
+          </w:tcPr>
+          <w:p>
+            <w:pPr>
+              <w:spacing w:after="0" w:before="0" w:line="240" w:lineRule="auto"/>
+              <w:jc w:val="left"/>
+            </w:pPr>
+          </w:p>
+        </w:tc>
+        <w:tc>
+          <w:tcPr>
+            <w:tcW w:type="dxa" w:w="2634"/>
             <w:tcBorders>
               <w:top w:val="single" w:color="000000" w:sz="4"/>
               <w:left w:val="single" w:color="000000" w:sz="4"/>
@@ -2834,7 +2834,7 @@
         </w:tc>
         <w:tc>
           <w:tcPr>
-            <w:tcW w:type="dxa" w:w="1413"/>
+            <w:tcW w:type="dxa" w:w="988"/>
             <w:tcBorders>
               <w:top w:val="single" w:color="000000" w:sz="4"/>
               <w:left w:val="single" w:color="000000" w:sz="4"/>
@@ -2864,7 +2864,7 @@
         </w:trPr>
         <w:tc>
           <w:tcPr>
-            <w:tcW w:type="dxa" w:w="4273"/>
+            <w:tcW w:type="dxa" w:w="3751"/>
             <w:tcBorders>
               <w:top w:val="single" w:color="000000" w:sz="4"/>
               <w:left w:val="single" w:color="000000" w:sz="4"/>
@@ -2900,31 +2900,31 @@
         </w:tc>
         <w:tc>
           <w:tcPr>
-            <w:tcW w:type="dxa" w:w="1410"/>
-            <w:tcBorders>
-              <w:top w:val="single" w:color="000000" w:sz="4"/>
-              <w:left w:val="single" w:color="000000" w:sz="4"/>
-              <w:bottom w:val="single" w:color="000000" w:sz="4"/>
-              <w:right w:val="single" w:color="000000" w:sz="4"/>
-            </w:tcBorders>
-            <w:tcMar>
-              <w:top w:type="dxa" w:w="30"/>
-              <w:left w:type="dxa" w:w="70"/>
-              <w:bottom w:type="dxa" w:w="30"/>
-              <w:right w:type="dxa" w:w="70"/>
-            </w:tcMar>
-            <w:vAlign w:val="center"/>
-          </w:tcPr>
-          <w:p>
-            <w:pPr>
-              <w:spacing w:after="0" w:before="0" w:line="240" w:lineRule="auto"/>
-              <w:jc w:val="left"/>
-            </w:pPr>
-          </w:p>
-        </w:tc>
-        <w:tc>
-          <w:tcPr>
-            <w:tcW w:type="dxa" w:w="1929"/>
+            <w:tcW w:type="dxa" w:w="1652"/>
+            <w:tcBorders>
+              <w:top w:val="single" w:color="000000" w:sz="4"/>
+              <w:left w:val="single" w:color="000000" w:sz="4"/>
+              <w:bottom w:val="single" w:color="000000" w:sz="4"/>
+              <w:right w:val="single" w:color="000000" w:sz="4"/>
+            </w:tcBorders>
+            <w:tcMar>
+              <w:top w:type="dxa" w:w="30"/>
+              <w:left w:type="dxa" w:w="70"/>
+              <w:bottom w:type="dxa" w:w="30"/>
+              <w:right w:type="dxa" w:w="70"/>
+            </w:tcMar>
+            <w:vAlign w:val="center"/>
+          </w:tcPr>
+          <w:p>
+            <w:pPr>
+              <w:spacing w:after="0" w:before="0" w:line="240" w:lineRule="auto"/>
+              <w:jc w:val="left"/>
+            </w:pPr>
+          </w:p>
+        </w:tc>
+        <w:tc>
+          <w:tcPr>
+            <w:tcW w:type="dxa" w:w="2634"/>
             <w:tcBorders>
               <w:top w:val="single" w:color="000000" w:sz="4"/>
               <w:left w:val="single" w:color="000000" w:sz="4"/>
@@ -2960,7 +2960,7 @@
         </w:tc>
         <w:tc>
           <w:tcPr>
-            <w:tcW w:type="dxa" w:w="1413"/>
+            <w:tcW w:type="dxa" w:w="988"/>
             <w:tcBorders>
               <w:top w:val="single" w:color="000000" w:sz="4"/>
               <w:left w:val="single" w:color="000000" w:sz="4"/>
@@ -2990,7 +2990,7 @@
         </w:trPr>
         <w:tc>
           <w:tcPr>
-            <w:tcW w:type="dxa" w:w="4273"/>
+            <w:tcW w:type="dxa" w:w="3751"/>
             <w:tcBorders>
               <w:top w:val="single" w:color="000000" w:sz="4"/>
               <w:left w:val="single" w:color="000000" w:sz="4"/>
@@ -3026,31 +3026,31 @@
         </w:tc>
         <w:tc>
           <w:tcPr>
-            <w:tcW w:type="dxa" w:w="1410"/>
-            <w:tcBorders>
-              <w:top w:val="single" w:color="000000" w:sz="4"/>
-              <w:left w:val="single" w:color="000000" w:sz="4"/>
-              <w:bottom w:val="single" w:color="000000" w:sz="4"/>
-              <w:right w:val="single" w:color="000000" w:sz="4"/>
-            </w:tcBorders>
-            <w:tcMar>
-              <w:top w:type="dxa" w:w="30"/>
-              <w:left w:type="dxa" w:w="70"/>
-              <w:bottom w:type="dxa" w:w="30"/>
-              <w:right w:type="dxa" w:w="70"/>
-            </w:tcMar>
-            <w:vAlign w:val="center"/>
-          </w:tcPr>
-          <w:p>
-            <w:pPr>
-              <w:spacing w:after="0" w:before="0" w:line="240" w:lineRule="auto"/>
-              <w:jc w:val="left"/>
-            </w:pPr>
-          </w:p>
-        </w:tc>
-        <w:tc>
-          <w:tcPr>
-            <w:tcW w:type="dxa" w:w="1929"/>
+            <w:tcW w:type="dxa" w:w="1652"/>
+            <w:tcBorders>
+              <w:top w:val="single" w:color="000000" w:sz="4"/>
+              <w:left w:val="single" w:color="000000" w:sz="4"/>
+              <w:bottom w:val="single" w:color="000000" w:sz="4"/>
+              <w:right w:val="single" w:color="000000" w:sz="4"/>
+            </w:tcBorders>
+            <w:tcMar>
+              <w:top w:type="dxa" w:w="30"/>
+              <w:left w:type="dxa" w:w="70"/>
+              <w:bottom w:type="dxa" w:w="30"/>
+              <w:right w:type="dxa" w:w="70"/>
+            </w:tcMar>
+            <w:vAlign w:val="center"/>
+          </w:tcPr>
+          <w:p>
+            <w:pPr>
+              <w:spacing w:after="0" w:before="0" w:line="240" w:lineRule="auto"/>
+              <w:jc w:val="left"/>
+            </w:pPr>
+          </w:p>
+        </w:tc>
+        <w:tc>
+          <w:tcPr>
+            <w:tcW w:type="dxa" w:w="2634"/>
             <w:tcBorders>
               <w:top w:val="single" w:color="000000" w:sz="4"/>
               <w:left w:val="single" w:color="000000" w:sz="4"/>
@@ -3086,7 +3086,7 @@
         </w:tc>
         <w:tc>
           <w:tcPr>
-            <w:tcW w:type="dxa" w:w="1413"/>
+            <w:tcW w:type="dxa" w:w="988"/>
             <w:tcBorders>
               <w:top w:val="single" w:color="000000" w:sz="4"/>
               <w:left w:val="single" w:color="000000" w:sz="4"/>
@@ -3116,7 +3116,7 @@
         </w:trPr>
         <w:tc>
           <w:tcPr>
-            <w:tcW w:type="dxa" w:w="4273"/>
+            <w:tcW w:type="dxa" w:w="3751"/>
             <w:tcBorders>
               <w:top w:val="single" w:color="000000" w:sz="4"/>
               <w:left w:val="single" w:color="000000" w:sz="4"/>
@@ -3152,7 +3152,7 @@
         </w:tc>
         <w:tc>
           <w:tcPr>
-            <w:tcW w:type="dxa" w:w="1410"/>
+            <w:tcW w:type="dxa" w:w="1652"/>
             <w:tcBorders>
               <w:top w:val="single" w:color="000000" w:sz="4"/>
               <w:left w:val="single" w:color="000000" w:sz="4"/>
@@ -3188,7 +3188,7 @@
         </w:tc>
         <w:tc>
           <w:tcPr>
-            <w:tcW w:type="dxa" w:w="1929"/>
+            <w:tcW w:type="dxa" w:w="2634"/>
             <w:tcBorders>
               <w:top w:val="single" w:color="000000" w:sz="4"/>
               <w:left w:val="single" w:color="000000" w:sz="4"/>
@@ -3224,7 +3224,7 @@
         </w:tc>
         <w:tc>
           <w:tcPr>
-            <w:tcW w:type="dxa" w:w="1413"/>
+            <w:tcW w:type="dxa" w:w="988"/>
             <w:tcBorders>
               <w:top w:val="single" w:color="000000" w:sz="4"/>
               <w:left w:val="single" w:color="000000" w:sz="4"/>
@@ -3254,7 +3254,7 @@
         </w:trPr>
         <w:tc>
           <w:tcPr>
-            <w:tcW w:type="dxa" w:w="4273"/>
+            <w:tcW w:type="dxa" w:w="3751"/>
             <w:tcBorders>
               <w:top w:val="single" w:color="000000" w:sz="4"/>
               <w:left w:val="single" w:color="000000" w:sz="4"/>
@@ -3290,31 +3290,31 @@
         </w:tc>
         <w:tc>
           <w:tcPr>
-            <w:tcW w:type="dxa" w:w="1410"/>
-            <w:tcBorders>
-              <w:top w:val="single" w:color="000000" w:sz="4"/>
-              <w:left w:val="single" w:color="000000" w:sz="4"/>
-              <w:bottom w:val="single" w:color="000000" w:sz="4"/>
-              <w:right w:val="single" w:color="000000" w:sz="4"/>
-            </w:tcBorders>
-            <w:tcMar>
-              <w:top w:type="dxa" w:w="30"/>
-              <w:left w:type="dxa" w:w="70"/>
-              <w:bottom w:type="dxa" w:w="30"/>
-              <w:right w:type="dxa" w:w="70"/>
-            </w:tcMar>
-            <w:vAlign w:val="center"/>
-          </w:tcPr>
-          <w:p>
-            <w:pPr>
-              <w:spacing w:after="0" w:before="0" w:line="240" w:lineRule="auto"/>
-              <w:jc w:val="left"/>
-            </w:pPr>
-          </w:p>
-        </w:tc>
-        <w:tc>
-          <w:tcPr>
-            <w:tcW w:type="dxa" w:w="1929"/>
+            <w:tcW w:type="dxa" w:w="1652"/>
+            <w:tcBorders>
+              <w:top w:val="single" w:color="000000" w:sz="4"/>
+              <w:left w:val="single" w:color="000000" w:sz="4"/>
+              <w:bottom w:val="single" w:color="000000" w:sz="4"/>
+              <w:right w:val="single" w:color="000000" w:sz="4"/>
+            </w:tcBorders>
+            <w:tcMar>
+              <w:top w:type="dxa" w:w="30"/>
+              <w:left w:type="dxa" w:w="70"/>
+              <w:bottom w:type="dxa" w:w="30"/>
+              <w:right w:type="dxa" w:w="70"/>
+            </w:tcMar>
+            <w:vAlign w:val="center"/>
+          </w:tcPr>
+          <w:p>
+            <w:pPr>
+              <w:spacing w:after="0" w:before="0" w:line="240" w:lineRule="auto"/>
+              <w:jc w:val="left"/>
+            </w:pPr>
+          </w:p>
+        </w:tc>
+        <w:tc>
+          <w:tcPr>
+            <w:tcW w:type="dxa" w:w="2634"/>
             <w:tcBorders>
               <w:top w:val="single" w:color="000000" w:sz="4"/>
               <w:left w:val="single" w:color="000000" w:sz="4"/>
@@ -3350,7 +3350,7 @@
         </w:tc>
         <w:tc>
           <w:tcPr>
-            <w:tcW w:type="dxa" w:w="1413"/>
+            <w:tcW w:type="dxa" w:w="988"/>
             <w:tcBorders>
               <w:top w:val="single" w:color="000000" w:sz="4"/>
               <w:left w:val="single" w:color="000000" w:sz="4"/>
@@ -3445,11 +3445,11 @@
         <w:tblLayout w:type="autofit"/>
       </w:tblPr>
       <w:tblGrid>
-        <w:gridCol w:w="2098"/>
-        <w:gridCol w:w="2150"/>
-        <w:gridCol w:w="911"/>
-        <w:gridCol w:w="2835"/>
-        <w:gridCol w:w="1031"/>
+        <w:gridCol w:w="2266"/>
+        <w:gridCol w:w="2322"/>
+        <w:gridCol w:w="830"/>
+        <w:gridCol w:w="2317"/>
+        <w:gridCol w:w="1290"/>
       </w:tblGrid>
       <w:tr>
         <w:trPr>
@@ -3458,7 +3458,7 @@
         </w:trPr>
         <w:tc>
           <w:tcPr>
-            <w:tcW w:type="dxa" w:w="2098"/>
+            <w:tcW w:type="dxa" w:w="2266"/>
             <w:tcBorders>
               <w:top w:val="single" w:color="000000" w:sz="4"/>
               <w:left w:val="single" w:color="000000" w:sz="4"/>
@@ -3495,7 +3495,7 @@
         </w:tc>
         <w:tc>
           <w:tcPr>
-            <w:tcW w:type="dxa" w:w="2150"/>
+            <w:tcW w:type="dxa" w:w="2322"/>
             <w:tcBorders>
               <w:top w:val="single" w:color="000000" w:sz="4"/>
               <w:left w:val="single" w:color="000000" w:sz="4"/>
@@ -3532,7 +3532,7 @@
         </w:tc>
         <w:tc>
           <w:tcPr>
-            <w:tcW w:type="dxa" w:w="911"/>
+            <w:tcW w:type="dxa" w:w="830"/>
             <w:tcBorders>
               <w:top w:val="single" w:color="000000" w:sz="4"/>
               <w:left w:val="single" w:color="000000" w:sz="4"/>
@@ -3569,7 +3569,7 @@
         </w:tc>
         <w:tc>
           <w:tcPr>
-            <w:tcW w:type="dxa" w:w="2835"/>
+            <w:tcW w:type="dxa" w:w="2317"/>
             <w:tcBorders>
               <w:top w:val="single" w:color="000000" w:sz="4"/>
               <w:left w:val="single" w:color="000000" w:sz="4"/>
@@ -3606,7 +3606,7 @@
         </w:tc>
         <w:tc>
           <w:tcPr>
-            <w:tcW w:type="dxa" w:w="1031"/>
+            <w:tcW w:type="dxa" w:w="1290"/>
             <w:tcBorders>
               <w:top w:val="single" w:color="000000" w:sz="4"/>
               <w:left w:val="single" w:color="000000" w:sz="4"/>
@@ -3649,7 +3649,7 @@
         </w:trPr>
         <w:tc>
           <w:tcPr>
-            <w:tcW w:type="dxa" w:w="2098"/>
+            <w:tcW w:type="dxa" w:w="2266"/>
             <w:tcBorders>
               <w:top w:val="single" w:color="000000" w:sz="4"/>
               <w:left w:val="single" w:color="000000" w:sz="4"/>
@@ -3685,7 +3685,7 @@
         </w:tc>
         <w:tc>
           <w:tcPr>
-            <w:tcW w:type="dxa" w:w="2150"/>
+            <w:tcW w:type="dxa" w:w="2322"/>
             <w:tcBorders>
               <w:top w:val="single" w:color="000000" w:sz="4"/>
               <w:left w:val="single" w:color="000000" w:sz="4"/>
@@ -3746,31 +3746,31 @@
         </w:tc>
         <w:tc>
           <w:tcPr>
-            <w:tcW w:type="dxa" w:w="911"/>
-            <w:tcBorders>
-              <w:top w:val="single" w:color="000000" w:sz="4"/>
-              <w:left w:val="single" w:color="000000" w:sz="4"/>
-              <w:bottom w:val="single" w:color="000000" w:sz="4"/>
-              <w:right w:val="single" w:color="000000" w:sz="4"/>
-            </w:tcBorders>
-            <w:tcMar>
-              <w:top w:type="dxa" w:w="30"/>
-              <w:left w:type="dxa" w:w="70"/>
-              <w:bottom w:type="dxa" w:w="30"/>
-              <w:right w:type="dxa" w:w="70"/>
-            </w:tcMar>
-            <w:vAlign w:val="center"/>
-          </w:tcPr>
-          <w:p>
-            <w:pPr>
-              <w:spacing w:after="0" w:before="0" w:line="240" w:lineRule="auto"/>
-              <w:jc w:val="left"/>
-            </w:pPr>
-          </w:p>
-        </w:tc>
-        <w:tc>
-          <w:tcPr>
-            <w:tcW w:type="dxa" w:w="2835"/>
+            <w:tcW w:type="dxa" w:w="830"/>
+            <w:tcBorders>
+              <w:top w:val="single" w:color="000000" w:sz="4"/>
+              <w:left w:val="single" w:color="000000" w:sz="4"/>
+              <w:bottom w:val="single" w:color="000000" w:sz="4"/>
+              <w:right w:val="single" w:color="000000" w:sz="4"/>
+            </w:tcBorders>
+            <w:tcMar>
+              <w:top w:type="dxa" w:w="30"/>
+              <w:left w:type="dxa" w:w="70"/>
+              <w:bottom w:type="dxa" w:w="30"/>
+              <w:right w:type="dxa" w:w="70"/>
+            </w:tcMar>
+            <w:vAlign w:val="center"/>
+          </w:tcPr>
+          <w:p>
+            <w:pPr>
+              <w:spacing w:after="0" w:before="0" w:line="240" w:lineRule="auto"/>
+              <w:jc w:val="left"/>
+            </w:pPr>
+          </w:p>
+        </w:tc>
+        <w:tc>
+          <w:tcPr>
+            <w:tcW w:type="dxa" w:w="2317"/>
             <w:tcBorders>
               <w:top w:val="single" w:color="000000" w:sz="4"/>
               <w:left w:val="single" w:color="000000" w:sz="4"/>
@@ -3806,7 +3806,7 @@
         </w:tc>
         <w:tc>
           <w:tcPr>
-            <w:tcW w:type="dxa" w:w="1031"/>
+            <w:tcW w:type="dxa" w:w="1290"/>
             <w:tcBorders>
               <w:top w:val="single" w:color="000000" w:sz="4"/>
               <w:left w:val="single" w:color="000000" w:sz="4"/>
@@ -3848,7 +3848,7 @@
         </w:trPr>
         <w:tc>
           <w:tcPr>
-            <w:tcW w:type="dxa" w:w="2098"/>
+            <w:tcW w:type="dxa" w:w="2266"/>
             <w:tcBorders>
               <w:top w:val="single" w:color="000000" w:sz="4"/>
               <w:left w:val="single" w:color="000000" w:sz="4"/>
@@ -3884,7 +3884,7 @@
         </w:tc>
         <w:tc>
           <w:tcPr>
-            <w:tcW w:type="dxa" w:w="2150"/>
+            <w:tcW w:type="dxa" w:w="2322"/>
             <w:tcBorders>
               <w:top w:val="single" w:color="000000" w:sz="4"/>
               <w:left w:val="single" w:color="000000" w:sz="4"/>
@@ -3945,31 +3945,31 @@
         </w:tc>
         <w:tc>
           <w:tcPr>
-            <w:tcW w:type="dxa" w:w="911"/>
-            <w:tcBorders>
-              <w:top w:val="single" w:color="000000" w:sz="4"/>
-              <w:left w:val="single" w:color="000000" w:sz="4"/>
-              <w:bottom w:val="single" w:color="000000" w:sz="4"/>
-              <w:right w:val="single" w:color="000000" w:sz="4"/>
-            </w:tcBorders>
-            <w:tcMar>
-              <w:top w:type="dxa" w:w="30"/>
-              <w:left w:type="dxa" w:w="70"/>
-              <w:bottom w:type="dxa" w:w="30"/>
-              <w:right w:type="dxa" w:w="70"/>
-            </w:tcMar>
-            <w:vAlign w:val="center"/>
-          </w:tcPr>
-          <w:p>
-            <w:pPr>
-              <w:spacing w:after="0" w:before="0" w:line="240" w:lineRule="auto"/>
-              <w:jc w:val="left"/>
-            </w:pPr>
-          </w:p>
-        </w:tc>
-        <w:tc>
-          <w:tcPr>
-            <w:tcW w:type="dxa" w:w="2835"/>
+            <w:tcW w:type="dxa" w:w="830"/>
+            <w:tcBorders>
+              <w:top w:val="single" w:color="000000" w:sz="4"/>
+              <w:left w:val="single" w:color="000000" w:sz="4"/>
+              <w:bottom w:val="single" w:color="000000" w:sz="4"/>
+              <w:right w:val="single" w:color="000000" w:sz="4"/>
+            </w:tcBorders>
+            <w:tcMar>
+              <w:top w:type="dxa" w:w="30"/>
+              <w:left w:type="dxa" w:w="70"/>
+              <w:bottom w:type="dxa" w:w="30"/>
+              <w:right w:type="dxa" w:w="70"/>
+            </w:tcMar>
+            <w:vAlign w:val="center"/>
+          </w:tcPr>
+          <w:p>
+            <w:pPr>
+              <w:spacing w:after="0" w:before="0" w:line="240" w:lineRule="auto"/>
+              <w:jc w:val="left"/>
+            </w:pPr>
+          </w:p>
+        </w:tc>
+        <w:tc>
+          <w:tcPr>
+            <w:tcW w:type="dxa" w:w="2317"/>
             <w:tcBorders>
               <w:top w:val="single" w:color="000000" w:sz="4"/>
               <w:left w:val="single" w:color="000000" w:sz="4"/>
@@ -4005,7 +4005,7 @@
         </w:tc>
         <w:tc>
           <w:tcPr>
-            <w:tcW w:type="dxa" w:w="1031"/>
+            <w:tcW w:type="dxa" w:w="1290"/>
             <w:tcBorders>
               <w:top w:val="single" w:color="000000" w:sz="4"/>
               <w:left w:val="single" w:color="000000" w:sz="4"/>
@@ -4047,7 +4047,7 @@
         </w:trPr>
         <w:tc>
           <w:tcPr>
-            <w:tcW w:type="dxa" w:w="2098"/>
+            <w:tcW w:type="dxa" w:w="2266"/>
             <w:tcBorders>
               <w:top w:val="single" w:color="000000" w:sz="4"/>
               <w:left w:val="single" w:color="000000" w:sz="4"/>
@@ -4083,55 +4083,55 @@
         </w:tc>
         <w:tc>
           <w:tcPr>
-            <w:tcW w:type="dxa" w:w="2150"/>
-            <w:tcBorders>
-              <w:top w:val="single" w:color="000000" w:sz="4"/>
-              <w:left w:val="single" w:color="000000" w:sz="4"/>
-              <w:bottom w:val="single" w:color="000000" w:sz="4"/>
-              <w:right w:val="single" w:color="000000" w:sz="4"/>
-            </w:tcBorders>
-            <w:tcMar>
-              <w:top w:type="dxa" w:w="30"/>
-              <w:left w:type="dxa" w:w="70"/>
-              <w:bottom w:type="dxa" w:w="30"/>
-              <w:right w:type="dxa" w:w="70"/>
-            </w:tcMar>
-            <w:vAlign w:val="center"/>
-          </w:tcPr>
-          <w:p>
-            <w:pPr>
-              <w:spacing w:after="0" w:before="0" w:line="240" w:lineRule="auto"/>
-              <w:jc w:val="left"/>
-            </w:pPr>
-          </w:p>
-        </w:tc>
-        <w:tc>
-          <w:tcPr>
-            <w:tcW w:type="dxa" w:w="911"/>
-            <w:tcBorders>
-              <w:top w:val="single" w:color="000000" w:sz="4"/>
-              <w:left w:val="single" w:color="000000" w:sz="4"/>
-              <w:bottom w:val="single" w:color="000000" w:sz="4"/>
-              <w:right w:val="single" w:color="000000" w:sz="4"/>
-            </w:tcBorders>
-            <w:tcMar>
-              <w:top w:type="dxa" w:w="30"/>
-              <w:left w:type="dxa" w:w="70"/>
-              <w:bottom w:type="dxa" w:w="30"/>
-              <w:right w:type="dxa" w:w="70"/>
-            </w:tcMar>
-            <w:vAlign w:val="center"/>
-          </w:tcPr>
-          <w:p>
-            <w:pPr>
-              <w:spacing w:after="0" w:before="0" w:line="240" w:lineRule="auto"/>
-              <w:jc w:val="left"/>
-            </w:pPr>
-          </w:p>
-        </w:tc>
-        <w:tc>
-          <w:tcPr>
-            <w:tcW w:type="dxa" w:w="2835"/>
+            <w:tcW w:type="dxa" w:w="2322"/>
+            <w:tcBorders>
+              <w:top w:val="single" w:color="000000" w:sz="4"/>
+              <w:left w:val="single" w:color="000000" w:sz="4"/>
+              <w:bottom w:val="single" w:color="000000" w:sz="4"/>
+              <w:right w:val="single" w:color="000000" w:sz="4"/>
+            </w:tcBorders>
+            <w:tcMar>
+              <w:top w:type="dxa" w:w="30"/>
+              <w:left w:type="dxa" w:w="70"/>
+              <w:bottom w:type="dxa" w:w="30"/>
+              <w:right w:type="dxa" w:w="70"/>
+            </w:tcMar>
+            <w:vAlign w:val="center"/>
+          </w:tcPr>
+          <w:p>
+            <w:pPr>
+              <w:spacing w:after="0" w:before="0" w:line="240" w:lineRule="auto"/>
+              <w:jc w:val="left"/>
+            </w:pPr>
+          </w:p>
+        </w:tc>
+        <w:tc>
+          <w:tcPr>
+            <w:tcW w:type="dxa" w:w="830"/>
+            <w:tcBorders>
+              <w:top w:val="single" w:color="000000" w:sz="4"/>
+              <w:left w:val="single" w:color="000000" w:sz="4"/>
+              <w:bottom w:val="single" w:color="000000" w:sz="4"/>
+              <w:right w:val="single" w:color="000000" w:sz="4"/>
+            </w:tcBorders>
+            <w:tcMar>
+              <w:top w:type="dxa" w:w="30"/>
+              <w:left w:type="dxa" w:w="70"/>
+              <w:bottom w:type="dxa" w:w="30"/>
+              <w:right w:type="dxa" w:w="70"/>
+            </w:tcMar>
+            <w:vAlign w:val="center"/>
+          </w:tcPr>
+          <w:p>
+            <w:pPr>
+              <w:spacing w:after="0" w:before="0" w:line="240" w:lineRule="auto"/>
+              <w:jc w:val="left"/>
+            </w:pPr>
+          </w:p>
+        </w:tc>
+        <w:tc>
+          <w:tcPr>
+            <w:tcW w:type="dxa" w:w="2317"/>
             <w:tcBorders>
               <w:top w:val="single" w:color="000000" w:sz="4"/>
               <w:left w:val="single" w:color="000000" w:sz="4"/>
@@ -4167,7 +4167,7 @@
         </w:tc>
         <w:tc>
           <w:tcPr>
-            <w:tcW w:type="dxa" w:w="1031"/>
+            <w:tcW w:type="dxa" w:w="1290"/>
             <w:tcBorders>
               <w:top w:val="single" w:color="000000" w:sz="4"/>
               <w:left w:val="single" w:color="000000" w:sz="4"/>
@@ -4209,7 +4209,7 @@
         </w:trPr>
         <w:tc>
           <w:tcPr>
-            <w:tcW w:type="dxa" w:w="2098"/>
+            <w:tcW w:type="dxa" w:w="2266"/>
             <w:tcBorders>
               <w:top w:val="single" w:color="000000" w:sz="4"/>
               <w:left w:val="single" w:color="000000" w:sz="4"/>
@@ -4245,55 +4245,55 @@
         </w:tc>
         <w:tc>
           <w:tcPr>
-            <w:tcW w:type="dxa" w:w="2150"/>
-            <w:tcBorders>
-              <w:top w:val="single" w:color="000000" w:sz="4"/>
-              <w:left w:val="single" w:color="000000" w:sz="4"/>
-              <w:bottom w:val="single" w:color="000000" w:sz="4"/>
-              <w:right w:val="single" w:color="000000" w:sz="4"/>
-            </w:tcBorders>
-            <w:tcMar>
-              <w:top w:type="dxa" w:w="30"/>
-              <w:left w:type="dxa" w:w="70"/>
-              <w:bottom w:type="dxa" w:w="30"/>
-              <w:right w:type="dxa" w:w="70"/>
-            </w:tcMar>
-            <w:vAlign w:val="center"/>
-          </w:tcPr>
-          <w:p>
-            <w:pPr>
-              <w:spacing w:after="0" w:before="0" w:line="240" w:lineRule="auto"/>
-              <w:jc w:val="left"/>
-            </w:pPr>
-          </w:p>
-        </w:tc>
-        <w:tc>
-          <w:tcPr>
-            <w:tcW w:type="dxa" w:w="911"/>
-            <w:tcBorders>
-              <w:top w:val="single" w:color="000000" w:sz="4"/>
-              <w:left w:val="single" w:color="000000" w:sz="4"/>
-              <w:bottom w:val="single" w:color="000000" w:sz="4"/>
-              <w:right w:val="single" w:color="000000" w:sz="4"/>
-            </w:tcBorders>
-            <w:tcMar>
-              <w:top w:type="dxa" w:w="30"/>
-              <w:left w:type="dxa" w:w="70"/>
-              <w:bottom w:type="dxa" w:w="30"/>
-              <w:right w:type="dxa" w:w="70"/>
-            </w:tcMar>
-            <w:vAlign w:val="center"/>
-          </w:tcPr>
-          <w:p>
-            <w:pPr>
-              <w:spacing w:after="0" w:before="0" w:line="240" w:lineRule="auto"/>
-              <w:jc w:val="left"/>
-            </w:pPr>
-          </w:p>
-        </w:tc>
-        <w:tc>
-          <w:tcPr>
-            <w:tcW w:type="dxa" w:w="2835"/>
+            <w:tcW w:type="dxa" w:w="2322"/>
+            <w:tcBorders>
+              <w:top w:val="single" w:color="000000" w:sz="4"/>
+              <w:left w:val="single" w:color="000000" w:sz="4"/>
+              <w:bottom w:val="single" w:color="000000" w:sz="4"/>
+              <w:right w:val="single" w:color="000000" w:sz="4"/>
+            </w:tcBorders>
+            <w:tcMar>
+              <w:top w:type="dxa" w:w="30"/>
+              <w:left w:type="dxa" w:w="70"/>
+              <w:bottom w:type="dxa" w:w="30"/>
+              <w:right w:type="dxa" w:w="70"/>
+            </w:tcMar>
+            <w:vAlign w:val="center"/>
+          </w:tcPr>
+          <w:p>
+            <w:pPr>
+              <w:spacing w:after="0" w:before="0" w:line="240" w:lineRule="auto"/>
+              <w:jc w:val="left"/>
+            </w:pPr>
+          </w:p>
+        </w:tc>
+        <w:tc>
+          <w:tcPr>
+            <w:tcW w:type="dxa" w:w="830"/>
+            <w:tcBorders>
+              <w:top w:val="single" w:color="000000" w:sz="4"/>
+              <w:left w:val="single" w:color="000000" w:sz="4"/>
+              <w:bottom w:val="single" w:color="000000" w:sz="4"/>
+              <w:right w:val="single" w:color="000000" w:sz="4"/>
+            </w:tcBorders>
+            <w:tcMar>
+              <w:top w:type="dxa" w:w="30"/>
+              <w:left w:type="dxa" w:w="70"/>
+              <w:bottom w:type="dxa" w:w="30"/>
+              <w:right w:type="dxa" w:w="70"/>
+            </w:tcMar>
+            <w:vAlign w:val="center"/>
+          </w:tcPr>
+          <w:p>
+            <w:pPr>
+              <w:spacing w:after="0" w:before="0" w:line="240" w:lineRule="auto"/>
+              <w:jc w:val="left"/>
+            </w:pPr>
+          </w:p>
+        </w:tc>
+        <w:tc>
+          <w:tcPr>
+            <w:tcW w:type="dxa" w:w="2317"/>
             <w:tcBorders>
               <w:top w:val="single" w:color="000000" w:sz="4"/>
               <w:left w:val="single" w:color="000000" w:sz="4"/>
@@ -4329,7 +4329,7 @@
         </w:tc>
         <w:tc>
           <w:tcPr>
-            <w:tcW w:type="dxa" w:w="1031"/>
+            <w:tcW w:type="dxa" w:w="1290"/>
             <w:tcBorders>
               <w:top w:val="single" w:color="000000" w:sz="4"/>
               <w:left w:val="single" w:color="000000" w:sz="4"/>
@@ -4485,8 +4485,8 @@
         <w:tblLayout w:type="autofit"/>
       </w:tblPr>
       <w:tblGrid>
-        <w:gridCol w:w="2141"/>
-        <w:gridCol w:w="6884"/>
+        <w:gridCol w:w="715"/>
+        <w:gridCol w:w="8310"/>
       </w:tblGrid>
       <w:tr>
         <w:trPr>
@@ -4495,7 +4495,7 @@
         </w:trPr>
         <w:tc>
           <w:tcPr>
-            <w:tcW w:type="dxa" w:w="2141"/>
+            <w:tcW w:type="dxa" w:w="715"/>
             <w:tcBorders>
               <w:top w:val="single" w:color="000000" w:sz="4"/>
               <w:left w:val="single" w:color="000000" w:sz="4"/>
@@ -4532,7 +4532,7 @@
         </w:tc>
         <w:tc>
           <w:tcPr>
-            <w:tcW w:type="dxa" w:w="6884"/>
+            <w:tcW w:type="dxa" w:w="8310"/>
             <w:tcBorders>
               <w:top w:val="single" w:color="000000" w:sz="4"/>
               <w:left w:val="single" w:color="000000" w:sz="4"/>
@@ -4575,7 +4575,7 @@
         </w:trPr>
         <w:tc>
           <w:tcPr>
-            <w:tcW w:type="dxa" w:w="2141"/>
+            <w:tcW w:type="dxa" w:w="715"/>
             <w:tcBorders>
               <w:top w:val="single" w:color="000000" w:sz="4"/>
               <w:left w:val="single" w:color="000000" w:sz="4"/>
@@ -4611,7 +4611,7 @@
         </w:tc>
         <w:tc>
           <w:tcPr>
-            <w:tcW w:type="dxa" w:w="6884"/>
+            <w:tcW w:type="dxa" w:w="8310"/>
             <w:tcBorders>
               <w:top w:val="single" w:color="000000" w:sz="4"/>
               <w:left w:val="single" w:color="000000" w:sz="4"/>
@@ -4653,7 +4653,7 @@
         </w:trPr>
         <w:tc>
           <w:tcPr>
-            <w:tcW w:type="dxa" w:w="2141"/>
+            <w:tcW w:type="dxa" w:w="715"/>
             <w:tcBorders>
               <w:top w:val="single" w:color="000000" w:sz="4"/>
               <w:left w:val="single" w:color="000000" w:sz="4"/>
@@ -4689,7 +4689,7 @@
         </w:tc>
         <w:tc>
           <w:tcPr>
-            <w:tcW w:type="dxa" w:w="6884"/>
+            <w:tcW w:type="dxa" w:w="8310"/>
             <w:tcBorders>
               <w:top w:val="single" w:color="000000" w:sz="4"/>
               <w:left w:val="single" w:color="000000" w:sz="4"/>
@@ -4731,7 +4731,7 @@
         </w:trPr>
         <w:tc>
           <w:tcPr>
-            <w:tcW w:type="dxa" w:w="2141"/>
+            <w:tcW w:type="dxa" w:w="715"/>
             <w:tcBorders>
               <w:top w:val="single" w:color="000000" w:sz="4"/>
               <w:left w:val="single" w:color="000000" w:sz="4"/>
@@ -4767,7 +4767,7 @@
         </w:tc>
         <w:tc>
           <w:tcPr>
-            <w:tcW w:type="dxa" w:w="6884"/>
+            <w:tcW w:type="dxa" w:w="8310"/>
             <w:tcBorders>
               <w:top w:val="single" w:color="000000" w:sz="4"/>
               <w:left w:val="single" w:color="000000" w:sz="4"/>
@@ -4809,7 +4809,7 @@
         </w:trPr>
         <w:tc>
           <w:tcPr>
-            <w:tcW w:type="dxa" w:w="2141"/>
+            <w:tcW w:type="dxa" w:w="715"/>
             <w:tcBorders>
               <w:top w:val="single" w:color="000000" w:sz="4"/>
               <w:left w:val="single" w:color="000000" w:sz="4"/>
@@ -4845,7 +4845,7 @@
         </w:tc>
         <w:tc>
           <w:tcPr>
-            <w:tcW w:type="dxa" w:w="6884"/>
+            <w:tcW w:type="dxa" w:w="8310"/>
             <w:tcBorders>
               <w:top w:val="single" w:color="000000" w:sz="4"/>
               <w:left w:val="single" w:color="000000" w:sz="4"/>
@@ -4887,7 +4887,7 @@
         </w:trPr>
         <w:tc>
           <w:tcPr>
-            <w:tcW w:type="dxa" w:w="2141"/>
+            <w:tcW w:type="dxa" w:w="715"/>
             <w:tcBorders>
               <w:top w:val="single" w:color="000000" w:sz="4"/>
               <w:left w:val="single" w:color="000000" w:sz="4"/>
@@ -4923,7 +4923,7 @@
         </w:tc>
         <w:tc>
           <w:tcPr>
-            <w:tcW w:type="dxa" w:w="6884"/>
+            <w:tcW w:type="dxa" w:w="8310"/>
             <w:tcBorders>
               <w:top w:val="single" w:color="000000" w:sz="4"/>
               <w:left w:val="single" w:color="000000" w:sz="4"/>
@@ -5081,14 +5081,14 @@
         <w:tblLayout w:type="autofit"/>
       </w:tblPr>
       <w:tblGrid>
-        <w:gridCol w:w="930"/>
-        <w:gridCol w:w="2465"/>
-        <w:gridCol w:w="933"/>
-        <w:gridCol w:w="930"/>
-        <w:gridCol w:w="930"/>
-        <w:gridCol w:w="933"/>
-        <w:gridCol w:w="930"/>
-        <w:gridCol w:w="974"/>
+        <w:gridCol w:w="587"/>
+        <w:gridCol w:w="3760"/>
+        <w:gridCol w:w="715"/>
+        <w:gridCol w:w="844"/>
+        <w:gridCol w:w="844"/>
+        <w:gridCol w:w="844"/>
+        <w:gridCol w:w="587"/>
+        <w:gridCol w:w="844"/>
       </w:tblGrid>
       <w:tr>
         <w:trPr>
@@ -5097,7 +5097,7 @@
         </w:trPr>
         <w:tc>
           <w:tcPr>
-            <w:tcW w:type="dxa" w:w="930"/>
+            <w:tcW w:type="dxa" w:w="587"/>
             <w:tcBorders>
               <w:top w:val="single" w:color="000000" w:sz="4"/>
               <w:left w:val="single" w:color="000000" w:sz="4"/>
@@ -5134,7 +5134,7 @@
         </w:tc>
         <w:tc>
           <w:tcPr>
-            <w:tcW w:type="dxa" w:w="2465"/>
+            <w:tcW w:type="dxa" w:w="3760"/>
             <w:tcBorders>
               <w:top w:val="single" w:color="000000" w:sz="4"/>
               <w:left w:val="single" w:color="000000" w:sz="4"/>
@@ -5171,7 +5171,7 @@
         </w:tc>
         <w:tc>
           <w:tcPr>
-            <w:tcW w:type="dxa" w:w="933"/>
+            <w:tcW w:type="dxa" w:w="715"/>
             <w:tcBorders>
               <w:top w:val="single" w:color="000000" w:sz="4"/>
               <w:left w:val="single" w:color="000000" w:sz="4"/>
@@ -5208,7 +5208,7 @@
         </w:tc>
         <w:tc>
           <w:tcPr>
-            <w:tcW w:type="dxa" w:w="930"/>
+            <w:tcW w:type="dxa" w:w="844"/>
             <w:tcBorders>
               <w:top w:val="single" w:color="000000" w:sz="4"/>
               <w:left w:val="single" w:color="000000" w:sz="4"/>
@@ -5245,7 +5245,7 @@
         </w:tc>
         <w:tc>
           <w:tcPr>
-            <w:tcW w:type="dxa" w:w="930"/>
+            <w:tcW w:type="dxa" w:w="844"/>
             <w:tcBorders>
               <w:top w:val="single" w:color="000000" w:sz="4"/>
               <w:left w:val="single" w:color="000000" w:sz="4"/>
@@ -5282,7 +5282,7 @@
         </w:tc>
         <w:tc>
           <w:tcPr>
-            <w:tcW w:type="dxa" w:w="933"/>
+            <w:tcW w:type="dxa" w:w="844"/>
             <w:tcBorders>
               <w:top w:val="single" w:color="000000" w:sz="4"/>
               <w:left w:val="single" w:color="000000" w:sz="4"/>
@@ -5319,7 +5319,7 @@
         </w:tc>
         <w:tc>
           <w:tcPr>
-            <w:tcW w:type="dxa" w:w="930"/>
+            <w:tcW w:type="dxa" w:w="587"/>
             <w:tcBorders>
               <w:top w:val="single" w:color="000000" w:sz="4"/>
               <w:left w:val="single" w:color="000000" w:sz="4"/>
@@ -5356,7 +5356,7 @@
         </w:tc>
         <w:tc>
           <w:tcPr>
-            <w:tcW w:type="dxa" w:w="974"/>
+            <w:tcW w:type="dxa" w:w="844"/>
             <w:tcBorders>
               <w:top w:val="single" w:color="000000" w:sz="4"/>
               <w:left w:val="single" w:color="000000" w:sz="4"/>
@@ -5399,7 +5399,7 @@
         </w:trPr>
         <w:tc>
           <w:tcPr>
-            <w:tcW w:type="dxa" w:w="930"/>
+            <w:tcW w:type="dxa" w:w="587"/>
             <w:tcBorders>
               <w:top w:val="single" w:color="000000" w:sz="4"/>
               <w:left w:val="single" w:color="000000" w:sz="4"/>
@@ -5435,7 +5435,7 @@
         </w:tc>
         <w:tc>
           <w:tcPr>
-            <w:tcW w:type="dxa" w:w="2465"/>
+            <w:tcW w:type="dxa" w:w="3760"/>
             <w:tcBorders>
               <w:top w:val="single" w:color="000000" w:sz="4"/>
               <w:left w:val="single" w:color="000000" w:sz="4"/>
@@ -5471,127 +5471,127 @@
         </w:tc>
         <w:tc>
           <w:tcPr>
-            <w:tcW w:type="dxa" w:w="933"/>
-            <w:tcBorders>
-              <w:top w:val="single" w:color="000000" w:sz="4"/>
-              <w:left w:val="single" w:color="000000" w:sz="4"/>
-              <w:bottom w:val="single" w:color="000000" w:sz="4"/>
-              <w:right w:val="single" w:color="000000" w:sz="4"/>
-            </w:tcBorders>
-            <w:tcMar>
-              <w:top w:type="dxa" w:w="30"/>
-              <w:left w:type="dxa" w:w="70"/>
-              <w:bottom w:type="dxa" w:w="30"/>
-              <w:right w:type="dxa" w:w="70"/>
-            </w:tcMar>
-            <w:vAlign w:val="center"/>
-          </w:tcPr>
-          <w:p>
-            <w:pPr>
-              <w:spacing w:after="0" w:before="0" w:line="240" w:lineRule="auto"/>
-              <w:jc w:val="left"/>
-            </w:pPr>
-          </w:p>
-        </w:tc>
-        <w:tc>
-          <w:tcPr>
-            <w:tcW w:type="dxa" w:w="930"/>
-            <w:tcBorders>
-              <w:top w:val="single" w:color="000000" w:sz="4"/>
-              <w:left w:val="single" w:color="000000" w:sz="4"/>
-              <w:bottom w:val="single" w:color="000000" w:sz="4"/>
-              <w:right w:val="single" w:color="000000" w:sz="4"/>
-            </w:tcBorders>
-            <w:tcMar>
-              <w:top w:type="dxa" w:w="30"/>
-              <w:left w:type="dxa" w:w="70"/>
-              <w:bottom w:type="dxa" w:w="30"/>
-              <w:right w:type="dxa" w:w="70"/>
-            </w:tcMar>
-            <w:vAlign w:val="center"/>
-          </w:tcPr>
-          <w:p>
-            <w:pPr>
-              <w:spacing w:after="0" w:before="0" w:line="240" w:lineRule="auto"/>
-              <w:jc w:val="left"/>
-            </w:pPr>
-          </w:p>
-        </w:tc>
-        <w:tc>
-          <w:tcPr>
-            <w:tcW w:type="dxa" w:w="930"/>
-            <w:tcBorders>
-              <w:top w:val="single" w:color="000000" w:sz="4"/>
-              <w:left w:val="single" w:color="000000" w:sz="4"/>
-              <w:bottom w:val="single" w:color="000000" w:sz="4"/>
-              <w:right w:val="single" w:color="000000" w:sz="4"/>
-            </w:tcBorders>
-            <w:tcMar>
-              <w:top w:type="dxa" w:w="30"/>
-              <w:left w:type="dxa" w:w="70"/>
-              <w:bottom w:type="dxa" w:w="30"/>
-              <w:right w:type="dxa" w:w="70"/>
-            </w:tcMar>
-            <w:vAlign w:val="center"/>
-          </w:tcPr>
-          <w:p>
-            <w:pPr>
-              <w:spacing w:after="0" w:before="0" w:line="240" w:lineRule="auto"/>
-              <w:jc w:val="left"/>
-            </w:pPr>
-          </w:p>
-        </w:tc>
-        <w:tc>
-          <w:tcPr>
-            <w:tcW w:type="dxa" w:w="933"/>
-            <w:tcBorders>
-              <w:top w:val="single" w:color="000000" w:sz="4"/>
-              <w:left w:val="single" w:color="000000" w:sz="4"/>
-              <w:bottom w:val="single" w:color="000000" w:sz="4"/>
-              <w:right w:val="single" w:color="000000" w:sz="4"/>
-            </w:tcBorders>
-            <w:tcMar>
-              <w:top w:type="dxa" w:w="30"/>
-              <w:left w:type="dxa" w:w="70"/>
-              <w:bottom w:type="dxa" w:w="30"/>
-              <w:right w:type="dxa" w:w="70"/>
-            </w:tcMar>
-            <w:vAlign w:val="center"/>
-          </w:tcPr>
-          <w:p>
-            <w:pPr>
-              <w:spacing w:after="0" w:before="0" w:line="240" w:lineRule="auto"/>
-              <w:jc w:val="left"/>
-            </w:pPr>
-          </w:p>
-        </w:tc>
-        <w:tc>
-          <w:tcPr>
-            <w:tcW w:type="dxa" w:w="930"/>
-            <w:tcBorders>
-              <w:top w:val="single" w:color="000000" w:sz="4"/>
-              <w:left w:val="single" w:color="000000" w:sz="4"/>
-              <w:bottom w:val="single" w:color="000000" w:sz="4"/>
-              <w:right w:val="single" w:color="000000" w:sz="4"/>
-            </w:tcBorders>
-            <w:tcMar>
-              <w:top w:type="dxa" w:w="30"/>
-              <w:left w:type="dxa" w:w="70"/>
-              <w:bottom w:type="dxa" w:w="30"/>
-              <w:right w:type="dxa" w:w="70"/>
-            </w:tcMar>
-            <w:vAlign w:val="center"/>
-          </w:tcPr>
-          <w:p>
-            <w:pPr>
-              <w:spacing w:after="0" w:before="0" w:line="240" w:lineRule="auto"/>
-              <w:jc w:val="left"/>
-            </w:pPr>
-          </w:p>
-        </w:tc>
-        <w:tc>
-          <w:tcPr>
-            <w:tcW w:type="dxa" w:w="974"/>
+            <w:tcW w:type="dxa" w:w="715"/>
+            <w:tcBorders>
+              <w:top w:val="single" w:color="000000" w:sz="4"/>
+              <w:left w:val="single" w:color="000000" w:sz="4"/>
+              <w:bottom w:val="single" w:color="000000" w:sz="4"/>
+              <w:right w:val="single" w:color="000000" w:sz="4"/>
+            </w:tcBorders>
+            <w:tcMar>
+              <w:top w:type="dxa" w:w="30"/>
+              <w:left w:type="dxa" w:w="70"/>
+              <w:bottom w:type="dxa" w:w="30"/>
+              <w:right w:type="dxa" w:w="70"/>
+            </w:tcMar>
+            <w:vAlign w:val="center"/>
+          </w:tcPr>
+          <w:p>
+            <w:pPr>
+              <w:spacing w:after="0" w:before="0" w:line="240" w:lineRule="auto"/>
+              <w:jc w:val="left"/>
+            </w:pPr>
+          </w:p>
+        </w:tc>
+        <w:tc>
+          <w:tcPr>
+            <w:tcW w:type="dxa" w:w="844"/>
+            <w:tcBorders>
+              <w:top w:val="single" w:color="000000" w:sz="4"/>
+              <w:left w:val="single" w:color="000000" w:sz="4"/>
+              <w:bottom w:val="single" w:color="000000" w:sz="4"/>
+              <w:right w:val="single" w:color="000000" w:sz="4"/>
+            </w:tcBorders>
+            <w:tcMar>
+              <w:top w:type="dxa" w:w="30"/>
+              <w:left w:type="dxa" w:w="70"/>
+              <w:bottom w:type="dxa" w:w="30"/>
+              <w:right w:type="dxa" w:w="70"/>
+            </w:tcMar>
+            <w:vAlign w:val="center"/>
+          </w:tcPr>
+          <w:p>
+            <w:pPr>
+              <w:spacing w:after="0" w:before="0" w:line="240" w:lineRule="auto"/>
+              <w:jc w:val="left"/>
+            </w:pPr>
+          </w:p>
+        </w:tc>
+        <w:tc>
+          <w:tcPr>
+            <w:tcW w:type="dxa" w:w="844"/>
+            <w:tcBorders>
+              <w:top w:val="single" w:color="000000" w:sz="4"/>
+              <w:left w:val="single" w:color="000000" w:sz="4"/>
+              <w:bottom w:val="single" w:color="000000" w:sz="4"/>
+              <w:right w:val="single" w:color="000000" w:sz="4"/>
+            </w:tcBorders>
+            <w:tcMar>
+              <w:top w:type="dxa" w:w="30"/>
+              <w:left w:type="dxa" w:w="70"/>
+              <w:bottom w:type="dxa" w:w="30"/>
+              <w:right w:type="dxa" w:w="70"/>
+            </w:tcMar>
+            <w:vAlign w:val="center"/>
+          </w:tcPr>
+          <w:p>
+            <w:pPr>
+              <w:spacing w:after="0" w:before="0" w:line="240" w:lineRule="auto"/>
+              <w:jc w:val="left"/>
+            </w:pPr>
+          </w:p>
+        </w:tc>
+        <w:tc>
+          <w:tcPr>
+            <w:tcW w:type="dxa" w:w="844"/>
+            <w:tcBorders>
+              <w:top w:val="single" w:color="000000" w:sz="4"/>
+              <w:left w:val="single" w:color="000000" w:sz="4"/>
+              <w:bottom w:val="single" w:color="000000" w:sz="4"/>
+              <w:right w:val="single" w:color="000000" w:sz="4"/>
+            </w:tcBorders>
+            <w:tcMar>
+              <w:top w:type="dxa" w:w="30"/>
+              <w:left w:type="dxa" w:w="70"/>
+              <w:bottom w:type="dxa" w:w="30"/>
+              <w:right w:type="dxa" w:w="70"/>
+            </w:tcMar>
+            <w:vAlign w:val="center"/>
+          </w:tcPr>
+          <w:p>
+            <w:pPr>
+              <w:spacing w:after="0" w:before="0" w:line="240" w:lineRule="auto"/>
+              <w:jc w:val="left"/>
+            </w:pPr>
+          </w:p>
+        </w:tc>
+        <w:tc>
+          <w:tcPr>
+            <w:tcW w:type="dxa" w:w="587"/>
+            <w:tcBorders>
+              <w:top w:val="single" w:color="000000" w:sz="4"/>
+              <w:left w:val="single" w:color="000000" w:sz="4"/>
+              <w:bottom w:val="single" w:color="000000" w:sz="4"/>
+              <w:right w:val="single" w:color="000000" w:sz="4"/>
+            </w:tcBorders>
+            <w:tcMar>
+              <w:top w:type="dxa" w:w="30"/>
+              <w:left w:type="dxa" w:w="70"/>
+              <w:bottom w:type="dxa" w:w="30"/>
+              <w:right w:type="dxa" w:w="70"/>
+            </w:tcMar>
+            <w:vAlign w:val="center"/>
+          </w:tcPr>
+          <w:p>
+            <w:pPr>
+              <w:spacing w:after="0" w:before="0" w:line="240" w:lineRule="auto"/>
+              <w:jc w:val="left"/>
+            </w:pPr>
+          </w:p>
+        </w:tc>
+        <w:tc>
+          <w:tcPr>
+            <w:tcW w:type="dxa" w:w="844"/>
             <w:tcBorders>
               <w:top w:val="single" w:color="000000" w:sz="4"/>
               <w:left w:val="single" w:color="000000" w:sz="4"/>
@@ -5621,7 +5621,7 @@
         </w:trPr>
         <w:tc>
           <w:tcPr>
-            <w:tcW w:type="dxa" w:w="930"/>
+            <w:tcW w:type="dxa" w:w="587"/>
             <w:tcBorders>
               <w:top w:val="single" w:color="000000" w:sz="4"/>
               <w:left w:val="single" w:color="000000" w:sz="4"/>
@@ -5657,7 +5657,7 @@
         </w:tc>
         <w:tc>
           <w:tcPr>
-            <w:tcW w:type="dxa" w:w="2465"/>
+            <w:tcW w:type="dxa" w:w="3760"/>
             <w:tcBorders>
               <w:top w:val="single" w:color="000000" w:sz="4"/>
               <w:left w:val="single" w:color="000000" w:sz="4"/>
@@ -5693,127 +5693,127 @@
         </w:tc>
         <w:tc>
           <w:tcPr>
-            <w:tcW w:type="dxa" w:w="933"/>
-            <w:tcBorders>
-              <w:top w:val="single" w:color="000000" w:sz="4"/>
-              <w:left w:val="single" w:color="000000" w:sz="4"/>
-              <w:bottom w:val="single" w:color="000000" w:sz="4"/>
-              <w:right w:val="single" w:color="000000" w:sz="4"/>
-            </w:tcBorders>
-            <w:tcMar>
-              <w:top w:type="dxa" w:w="30"/>
-              <w:left w:type="dxa" w:w="70"/>
-              <w:bottom w:type="dxa" w:w="30"/>
-              <w:right w:type="dxa" w:w="70"/>
-            </w:tcMar>
-            <w:vAlign w:val="center"/>
-          </w:tcPr>
-          <w:p>
-            <w:pPr>
-              <w:spacing w:after="0" w:before="0" w:line="240" w:lineRule="auto"/>
-              <w:jc w:val="left"/>
-            </w:pPr>
-          </w:p>
-        </w:tc>
-        <w:tc>
-          <w:tcPr>
-            <w:tcW w:type="dxa" w:w="930"/>
-            <w:tcBorders>
-              <w:top w:val="single" w:color="000000" w:sz="4"/>
-              <w:left w:val="single" w:color="000000" w:sz="4"/>
-              <w:bottom w:val="single" w:color="000000" w:sz="4"/>
-              <w:right w:val="single" w:color="000000" w:sz="4"/>
-            </w:tcBorders>
-            <w:tcMar>
-              <w:top w:type="dxa" w:w="30"/>
-              <w:left w:type="dxa" w:w="70"/>
-              <w:bottom w:type="dxa" w:w="30"/>
-              <w:right w:type="dxa" w:w="70"/>
-            </w:tcMar>
-            <w:vAlign w:val="center"/>
-          </w:tcPr>
-          <w:p>
-            <w:pPr>
-              <w:spacing w:after="0" w:before="0" w:line="240" w:lineRule="auto"/>
-              <w:jc w:val="left"/>
-            </w:pPr>
-          </w:p>
-        </w:tc>
-        <w:tc>
-          <w:tcPr>
-            <w:tcW w:type="dxa" w:w="930"/>
-            <w:tcBorders>
-              <w:top w:val="single" w:color="000000" w:sz="4"/>
-              <w:left w:val="single" w:color="000000" w:sz="4"/>
-              <w:bottom w:val="single" w:color="000000" w:sz="4"/>
-              <w:right w:val="single" w:color="000000" w:sz="4"/>
-            </w:tcBorders>
-            <w:tcMar>
-              <w:top w:type="dxa" w:w="30"/>
-              <w:left w:type="dxa" w:w="70"/>
-              <w:bottom w:type="dxa" w:w="30"/>
-              <w:right w:type="dxa" w:w="70"/>
-            </w:tcMar>
-            <w:vAlign w:val="center"/>
-          </w:tcPr>
-          <w:p>
-            <w:pPr>
-              <w:spacing w:after="0" w:before="0" w:line="240" w:lineRule="auto"/>
-              <w:jc w:val="left"/>
-            </w:pPr>
-          </w:p>
-        </w:tc>
-        <w:tc>
-          <w:tcPr>
-            <w:tcW w:type="dxa" w:w="933"/>
-            <w:tcBorders>
-              <w:top w:val="single" w:color="000000" w:sz="4"/>
-              <w:left w:val="single" w:color="000000" w:sz="4"/>
-              <w:bottom w:val="single" w:color="000000" w:sz="4"/>
-              <w:right w:val="single" w:color="000000" w:sz="4"/>
-            </w:tcBorders>
-            <w:tcMar>
-              <w:top w:type="dxa" w:w="30"/>
-              <w:left w:type="dxa" w:w="70"/>
-              <w:bottom w:type="dxa" w:w="30"/>
-              <w:right w:type="dxa" w:w="70"/>
-            </w:tcMar>
-            <w:vAlign w:val="center"/>
-          </w:tcPr>
-          <w:p>
-            <w:pPr>
-              <w:spacing w:after="0" w:before="0" w:line="240" w:lineRule="auto"/>
-              <w:jc w:val="left"/>
-            </w:pPr>
-          </w:p>
-        </w:tc>
-        <w:tc>
-          <w:tcPr>
-            <w:tcW w:type="dxa" w:w="930"/>
-            <w:tcBorders>
-              <w:top w:val="single" w:color="000000" w:sz="4"/>
-              <w:left w:val="single" w:color="000000" w:sz="4"/>
-              <w:bottom w:val="single" w:color="000000" w:sz="4"/>
-              <w:right w:val="single" w:color="000000" w:sz="4"/>
-            </w:tcBorders>
-            <w:tcMar>
-              <w:top w:type="dxa" w:w="30"/>
-              <w:left w:type="dxa" w:w="70"/>
-              <w:bottom w:type="dxa" w:w="30"/>
-              <w:right w:type="dxa" w:w="70"/>
-            </w:tcMar>
-            <w:vAlign w:val="center"/>
-          </w:tcPr>
-          <w:p>
-            <w:pPr>
-              <w:spacing w:after="0" w:before="0" w:line="240" w:lineRule="auto"/>
-              <w:jc w:val="left"/>
-            </w:pPr>
-          </w:p>
-        </w:tc>
-        <w:tc>
-          <w:tcPr>
-            <w:tcW w:type="dxa" w:w="974"/>
+            <w:tcW w:type="dxa" w:w="715"/>
+            <w:tcBorders>
+              <w:top w:val="single" w:color="000000" w:sz="4"/>
+              <w:left w:val="single" w:color="000000" w:sz="4"/>
+              <w:bottom w:val="single" w:color="000000" w:sz="4"/>
+              <w:right w:val="single" w:color="000000" w:sz="4"/>
+            </w:tcBorders>
+            <w:tcMar>
+              <w:top w:type="dxa" w:w="30"/>
+              <w:left w:type="dxa" w:w="70"/>
+              <w:bottom w:type="dxa" w:w="30"/>
+              <w:right w:type="dxa" w:w="70"/>
+            </w:tcMar>
+            <w:vAlign w:val="center"/>
+          </w:tcPr>
+          <w:p>
+            <w:pPr>
+              <w:spacing w:after="0" w:before="0" w:line="240" w:lineRule="auto"/>
+              <w:jc w:val="left"/>
+            </w:pPr>
+          </w:p>
+        </w:tc>
+        <w:tc>
+          <w:tcPr>
+            <w:tcW w:type="dxa" w:w="844"/>
+            <w:tcBorders>
+              <w:top w:val="single" w:color="000000" w:sz="4"/>
+              <w:left w:val="single" w:color="000000" w:sz="4"/>
+              <w:bottom w:val="single" w:color="000000" w:sz="4"/>
+              <w:right w:val="single" w:color="000000" w:sz="4"/>
+            </w:tcBorders>
+            <w:tcMar>
+              <w:top w:type="dxa" w:w="30"/>
+              <w:left w:type="dxa" w:w="70"/>
+              <w:bottom w:type="dxa" w:w="30"/>
+              <w:right w:type="dxa" w:w="70"/>
+            </w:tcMar>
+            <w:vAlign w:val="center"/>
+          </w:tcPr>
+          <w:p>
+            <w:pPr>
+              <w:spacing w:after="0" w:before="0" w:line="240" w:lineRule="auto"/>
+              <w:jc w:val="left"/>
+            </w:pPr>
+          </w:p>
+        </w:tc>
+        <w:tc>
+          <w:tcPr>
+            <w:tcW w:type="dxa" w:w="844"/>
+            <w:tcBorders>
+              <w:top w:val="single" w:color="000000" w:sz="4"/>
+              <w:left w:val="single" w:color="000000" w:sz="4"/>
+              <w:bottom w:val="single" w:color="000000" w:sz="4"/>
+              <w:right w:val="single" w:color="000000" w:sz="4"/>
+            </w:tcBorders>
+            <w:tcMar>
+              <w:top w:type="dxa" w:w="30"/>
+              <w:left w:type="dxa" w:w="70"/>
+              <w:bottom w:type="dxa" w:w="30"/>
+              <w:right w:type="dxa" w:w="70"/>
+            </w:tcMar>
+            <w:vAlign w:val="center"/>
+          </w:tcPr>
+          <w:p>
+            <w:pPr>
+              <w:spacing w:after="0" w:before="0" w:line="240" w:lineRule="auto"/>
+              <w:jc w:val="left"/>
+            </w:pPr>
+          </w:p>
+        </w:tc>
+        <w:tc>
+          <w:tcPr>
+            <w:tcW w:type="dxa" w:w="844"/>
+            <w:tcBorders>
+              <w:top w:val="single" w:color="000000" w:sz="4"/>
+              <w:left w:val="single" w:color="000000" w:sz="4"/>
+              <w:bottom w:val="single" w:color="000000" w:sz="4"/>
+              <w:right w:val="single" w:color="000000" w:sz="4"/>
+            </w:tcBorders>
+            <w:tcMar>
+              <w:top w:type="dxa" w:w="30"/>
+              <w:left w:type="dxa" w:w="70"/>
+              <w:bottom w:type="dxa" w:w="30"/>
+              <w:right w:type="dxa" w:w="70"/>
+            </w:tcMar>
+            <w:vAlign w:val="center"/>
+          </w:tcPr>
+          <w:p>
+            <w:pPr>
+              <w:spacing w:after="0" w:before="0" w:line="240" w:lineRule="auto"/>
+              <w:jc w:val="left"/>
+            </w:pPr>
+          </w:p>
+        </w:tc>
+        <w:tc>
+          <w:tcPr>
+            <w:tcW w:type="dxa" w:w="587"/>
+            <w:tcBorders>
+              <w:top w:val="single" w:color="000000" w:sz="4"/>
+              <w:left w:val="single" w:color="000000" w:sz="4"/>
+              <w:bottom w:val="single" w:color="000000" w:sz="4"/>
+              <w:right w:val="single" w:color="000000" w:sz="4"/>
+            </w:tcBorders>
+            <w:tcMar>
+              <w:top w:type="dxa" w:w="30"/>
+              <w:left w:type="dxa" w:w="70"/>
+              <w:bottom w:type="dxa" w:w="30"/>
+              <w:right w:type="dxa" w:w="70"/>
+            </w:tcMar>
+            <w:vAlign w:val="center"/>
+          </w:tcPr>
+          <w:p>
+            <w:pPr>
+              <w:spacing w:after="0" w:before="0" w:line="240" w:lineRule="auto"/>
+              <w:jc w:val="left"/>
+            </w:pPr>
+          </w:p>
+        </w:tc>
+        <w:tc>
+          <w:tcPr>
+            <w:tcW w:type="dxa" w:w="844"/>
             <w:tcBorders>
               <w:top w:val="single" w:color="000000" w:sz="4"/>
               <w:left w:val="single" w:color="000000" w:sz="4"/>
@@ -5843,7 +5843,7 @@
         </w:trPr>
         <w:tc>
           <w:tcPr>
-            <w:tcW w:type="dxa" w:w="930"/>
+            <w:tcW w:type="dxa" w:w="587"/>
             <w:tcBorders>
               <w:top w:val="single" w:color="000000" w:sz="4"/>
               <w:left w:val="single" w:color="000000" w:sz="4"/>
@@ -5879,7 +5879,7 @@
         </w:tc>
         <w:tc>
           <w:tcPr>
-            <w:tcW w:type="dxa" w:w="2465"/>
+            <w:tcW w:type="dxa" w:w="3760"/>
             <w:tcBorders>
               <w:top w:val="single" w:color="000000" w:sz="4"/>
               <w:left w:val="single" w:color="000000" w:sz="4"/>
@@ -5915,127 +5915,127 @@
         </w:tc>
         <w:tc>
           <w:tcPr>
-            <w:tcW w:type="dxa" w:w="933"/>
-            <w:tcBorders>
-              <w:top w:val="single" w:color="000000" w:sz="4"/>
-              <w:left w:val="single" w:color="000000" w:sz="4"/>
-              <w:bottom w:val="single" w:color="000000" w:sz="4"/>
-              <w:right w:val="single" w:color="000000" w:sz="4"/>
-            </w:tcBorders>
-            <w:tcMar>
-              <w:top w:type="dxa" w:w="30"/>
-              <w:left w:type="dxa" w:w="70"/>
-              <w:bottom w:type="dxa" w:w="30"/>
-              <w:right w:type="dxa" w:w="70"/>
-            </w:tcMar>
-            <w:vAlign w:val="center"/>
-          </w:tcPr>
-          <w:p>
-            <w:pPr>
-              <w:spacing w:after="0" w:before="0" w:line="240" w:lineRule="auto"/>
-              <w:jc w:val="left"/>
-            </w:pPr>
-          </w:p>
-        </w:tc>
-        <w:tc>
-          <w:tcPr>
-            <w:tcW w:type="dxa" w:w="930"/>
-            <w:tcBorders>
-              <w:top w:val="single" w:color="000000" w:sz="4"/>
-              <w:left w:val="single" w:color="000000" w:sz="4"/>
-              <w:bottom w:val="single" w:color="000000" w:sz="4"/>
-              <w:right w:val="single" w:color="000000" w:sz="4"/>
-            </w:tcBorders>
-            <w:tcMar>
-              <w:top w:type="dxa" w:w="30"/>
-              <w:left w:type="dxa" w:w="70"/>
-              <w:bottom w:type="dxa" w:w="30"/>
-              <w:right w:type="dxa" w:w="70"/>
-            </w:tcMar>
-            <w:vAlign w:val="center"/>
-          </w:tcPr>
-          <w:p>
-            <w:pPr>
-              <w:spacing w:after="0" w:before="0" w:line="240" w:lineRule="auto"/>
-              <w:jc w:val="left"/>
-            </w:pPr>
-          </w:p>
-        </w:tc>
-        <w:tc>
-          <w:tcPr>
-            <w:tcW w:type="dxa" w:w="930"/>
-            <w:tcBorders>
-              <w:top w:val="single" w:color="000000" w:sz="4"/>
-              <w:left w:val="single" w:color="000000" w:sz="4"/>
-              <w:bottom w:val="single" w:color="000000" w:sz="4"/>
-              <w:right w:val="single" w:color="000000" w:sz="4"/>
-            </w:tcBorders>
-            <w:tcMar>
-              <w:top w:type="dxa" w:w="30"/>
-              <w:left w:type="dxa" w:w="70"/>
-              <w:bottom w:type="dxa" w:w="30"/>
-              <w:right w:type="dxa" w:w="70"/>
-            </w:tcMar>
-            <w:vAlign w:val="center"/>
-          </w:tcPr>
-          <w:p>
-            <w:pPr>
-              <w:spacing w:after="0" w:before="0" w:line="240" w:lineRule="auto"/>
-              <w:jc w:val="left"/>
-            </w:pPr>
-          </w:p>
-        </w:tc>
-        <w:tc>
-          <w:tcPr>
-            <w:tcW w:type="dxa" w:w="933"/>
-            <w:tcBorders>
-              <w:top w:val="single" w:color="000000" w:sz="4"/>
-              <w:left w:val="single" w:color="000000" w:sz="4"/>
-              <w:bottom w:val="single" w:color="000000" w:sz="4"/>
-              <w:right w:val="single" w:color="000000" w:sz="4"/>
-            </w:tcBorders>
-            <w:tcMar>
-              <w:top w:type="dxa" w:w="30"/>
-              <w:left w:type="dxa" w:w="70"/>
-              <w:bottom w:type="dxa" w:w="30"/>
-              <w:right w:type="dxa" w:w="70"/>
-            </w:tcMar>
-            <w:vAlign w:val="center"/>
-          </w:tcPr>
-          <w:p>
-            <w:pPr>
-              <w:spacing w:after="0" w:before="0" w:line="240" w:lineRule="auto"/>
-              <w:jc w:val="left"/>
-            </w:pPr>
-          </w:p>
-        </w:tc>
-        <w:tc>
-          <w:tcPr>
-            <w:tcW w:type="dxa" w:w="930"/>
-            <w:tcBorders>
-              <w:top w:val="single" w:color="000000" w:sz="4"/>
-              <w:left w:val="single" w:color="000000" w:sz="4"/>
-              <w:bottom w:val="single" w:color="000000" w:sz="4"/>
-              <w:right w:val="single" w:color="000000" w:sz="4"/>
-            </w:tcBorders>
-            <w:tcMar>
-              <w:top w:type="dxa" w:w="30"/>
-              <w:left w:type="dxa" w:w="70"/>
-              <w:bottom w:type="dxa" w:w="30"/>
-              <w:right w:type="dxa" w:w="70"/>
-            </w:tcMar>
-            <w:vAlign w:val="center"/>
-          </w:tcPr>
-          <w:p>
-            <w:pPr>
-              <w:spacing w:after="0" w:before="0" w:line="240" w:lineRule="auto"/>
-              <w:jc w:val="left"/>
-            </w:pPr>
-          </w:p>
-        </w:tc>
-        <w:tc>
-          <w:tcPr>
-            <w:tcW w:type="dxa" w:w="974"/>
+            <w:tcW w:type="dxa" w:w="715"/>
+            <w:tcBorders>
+              <w:top w:val="single" w:color="000000" w:sz="4"/>
+              <w:left w:val="single" w:color="000000" w:sz="4"/>
+              <w:bottom w:val="single" w:color="000000" w:sz="4"/>
+              <w:right w:val="single" w:color="000000" w:sz="4"/>
+            </w:tcBorders>
+            <w:tcMar>
+              <w:top w:type="dxa" w:w="30"/>
+              <w:left w:type="dxa" w:w="70"/>
+              <w:bottom w:type="dxa" w:w="30"/>
+              <w:right w:type="dxa" w:w="70"/>
+            </w:tcMar>
+            <w:vAlign w:val="center"/>
+          </w:tcPr>
+          <w:p>
+            <w:pPr>
+              <w:spacing w:after="0" w:before="0" w:line="240" w:lineRule="auto"/>
+              <w:jc w:val="left"/>
+            </w:pPr>
+          </w:p>
+        </w:tc>
+        <w:tc>
+          <w:tcPr>
+            <w:tcW w:type="dxa" w:w="844"/>
+            <w:tcBorders>
+              <w:top w:val="single" w:color="000000" w:sz="4"/>
+              <w:left w:val="single" w:color="000000" w:sz="4"/>
+              <w:bottom w:val="single" w:color="000000" w:sz="4"/>
+              <w:right w:val="single" w:color="000000" w:sz="4"/>
+            </w:tcBorders>
+            <w:tcMar>
+              <w:top w:type="dxa" w:w="30"/>
+              <w:left w:type="dxa" w:w="70"/>
+              <w:bottom w:type="dxa" w:w="30"/>
+              <w:right w:type="dxa" w:w="70"/>
+            </w:tcMar>
+            <w:vAlign w:val="center"/>
+          </w:tcPr>
+          <w:p>
+            <w:pPr>
+              <w:spacing w:after="0" w:before="0" w:line="240" w:lineRule="auto"/>
+              <w:jc w:val="left"/>
+            </w:pPr>
+          </w:p>
+        </w:tc>
+        <w:tc>
+          <w:tcPr>
+            <w:tcW w:type="dxa" w:w="844"/>
+            <w:tcBorders>
+              <w:top w:val="single" w:color="000000" w:sz="4"/>
+              <w:left w:val="single" w:color="000000" w:sz="4"/>
+              <w:bottom w:val="single" w:color="000000" w:sz="4"/>
+              <w:right w:val="single" w:color="000000" w:sz="4"/>
+            </w:tcBorders>
+            <w:tcMar>
+              <w:top w:type="dxa" w:w="30"/>
+              <w:left w:type="dxa" w:w="70"/>
+              <w:bottom w:type="dxa" w:w="30"/>
+              <w:right w:type="dxa" w:w="70"/>
+            </w:tcMar>
+            <w:vAlign w:val="center"/>
+          </w:tcPr>
+          <w:p>
+            <w:pPr>
+              <w:spacing w:after="0" w:before="0" w:line="240" w:lineRule="auto"/>
+              <w:jc w:val="left"/>
+            </w:pPr>
+          </w:p>
+        </w:tc>
+        <w:tc>
+          <w:tcPr>
+            <w:tcW w:type="dxa" w:w="844"/>
+            <w:tcBorders>
+              <w:top w:val="single" w:color="000000" w:sz="4"/>
+              <w:left w:val="single" w:color="000000" w:sz="4"/>
+              <w:bottom w:val="single" w:color="000000" w:sz="4"/>
+              <w:right w:val="single" w:color="000000" w:sz="4"/>
+            </w:tcBorders>
+            <w:tcMar>
+              <w:top w:type="dxa" w:w="30"/>
+              <w:left w:type="dxa" w:w="70"/>
+              <w:bottom w:type="dxa" w:w="30"/>
+              <w:right w:type="dxa" w:w="70"/>
+            </w:tcMar>
+            <w:vAlign w:val="center"/>
+          </w:tcPr>
+          <w:p>
+            <w:pPr>
+              <w:spacing w:after="0" w:before="0" w:line="240" w:lineRule="auto"/>
+              <w:jc w:val="left"/>
+            </w:pPr>
+          </w:p>
+        </w:tc>
+        <w:tc>
+          <w:tcPr>
+            <w:tcW w:type="dxa" w:w="587"/>
+            <w:tcBorders>
+              <w:top w:val="single" w:color="000000" w:sz="4"/>
+              <w:left w:val="single" w:color="000000" w:sz="4"/>
+              <w:bottom w:val="single" w:color="000000" w:sz="4"/>
+              <w:right w:val="single" w:color="000000" w:sz="4"/>
+            </w:tcBorders>
+            <w:tcMar>
+              <w:top w:type="dxa" w:w="30"/>
+              <w:left w:type="dxa" w:w="70"/>
+              <w:bottom w:type="dxa" w:w="30"/>
+              <w:right w:type="dxa" w:w="70"/>
+            </w:tcMar>
+            <w:vAlign w:val="center"/>
+          </w:tcPr>
+          <w:p>
+            <w:pPr>
+              <w:spacing w:after="0" w:before="0" w:line="240" w:lineRule="auto"/>
+              <w:jc w:val="left"/>
+            </w:pPr>
+          </w:p>
+        </w:tc>
+        <w:tc>
+          <w:tcPr>
+            <w:tcW w:type="dxa" w:w="844"/>
             <w:tcBorders>
               <w:top w:val="single" w:color="000000" w:sz="4"/>
               <w:left w:val="single" w:color="000000" w:sz="4"/>
@@ -6065,7 +6065,7 @@
         </w:trPr>
         <w:tc>
           <w:tcPr>
-            <w:tcW w:type="dxa" w:w="930"/>
+            <w:tcW w:type="dxa" w:w="587"/>
             <w:tcBorders>
               <w:top w:val="single" w:color="000000" w:sz="4"/>
               <w:left w:val="single" w:color="000000" w:sz="4"/>
@@ -6101,7 +6101,7 @@
         </w:tc>
         <w:tc>
           <w:tcPr>
-            <w:tcW w:type="dxa" w:w="2465"/>
+            <w:tcW w:type="dxa" w:w="3760"/>
             <w:tcBorders>
               <w:top w:val="single" w:color="000000" w:sz="4"/>
               <w:left w:val="single" w:color="000000" w:sz="4"/>
@@ -6137,127 +6137,127 @@
         </w:tc>
         <w:tc>
           <w:tcPr>
-            <w:tcW w:type="dxa" w:w="933"/>
-            <w:tcBorders>
-              <w:top w:val="single" w:color="000000" w:sz="4"/>
-              <w:left w:val="single" w:color="000000" w:sz="4"/>
-              <w:bottom w:val="single" w:color="000000" w:sz="4"/>
-              <w:right w:val="single" w:color="000000" w:sz="4"/>
-            </w:tcBorders>
-            <w:tcMar>
-              <w:top w:type="dxa" w:w="30"/>
-              <w:left w:type="dxa" w:w="70"/>
-              <w:bottom w:type="dxa" w:w="30"/>
-              <w:right w:type="dxa" w:w="70"/>
-            </w:tcMar>
-            <w:vAlign w:val="center"/>
-          </w:tcPr>
-          <w:p>
-            <w:pPr>
-              <w:spacing w:after="0" w:before="0" w:line="240" w:lineRule="auto"/>
-              <w:jc w:val="left"/>
-            </w:pPr>
-          </w:p>
-        </w:tc>
-        <w:tc>
-          <w:tcPr>
-            <w:tcW w:type="dxa" w:w="930"/>
-            <w:tcBorders>
-              <w:top w:val="single" w:color="000000" w:sz="4"/>
-              <w:left w:val="single" w:color="000000" w:sz="4"/>
-              <w:bottom w:val="single" w:color="000000" w:sz="4"/>
-              <w:right w:val="single" w:color="000000" w:sz="4"/>
-            </w:tcBorders>
-            <w:tcMar>
-              <w:top w:type="dxa" w:w="30"/>
-              <w:left w:type="dxa" w:w="70"/>
-              <w:bottom w:type="dxa" w:w="30"/>
-              <w:right w:type="dxa" w:w="70"/>
-            </w:tcMar>
-            <w:vAlign w:val="center"/>
-          </w:tcPr>
-          <w:p>
-            <w:pPr>
-              <w:spacing w:after="0" w:before="0" w:line="240" w:lineRule="auto"/>
-              <w:jc w:val="left"/>
-            </w:pPr>
-          </w:p>
-        </w:tc>
-        <w:tc>
-          <w:tcPr>
-            <w:tcW w:type="dxa" w:w="930"/>
-            <w:tcBorders>
-              <w:top w:val="single" w:color="000000" w:sz="4"/>
-              <w:left w:val="single" w:color="000000" w:sz="4"/>
-              <w:bottom w:val="single" w:color="000000" w:sz="4"/>
-              <w:right w:val="single" w:color="000000" w:sz="4"/>
-            </w:tcBorders>
-            <w:tcMar>
-              <w:top w:type="dxa" w:w="30"/>
-              <w:left w:type="dxa" w:w="70"/>
-              <w:bottom w:type="dxa" w:w="30"/>
-              <w:right w:type="dxa" w:w="70"/>
-            </w:tcMar>
-            <w:vAlign w:val="center"/>
-          </w:tcPr>
-          <w:p>
-            <w:pPr>
-              <w:spacing w:after="0" w:before="0" w:line="240" w:lineRule="auto"/>
-              <w:jc w:val="left"/>
-            </w:pPr>
-          </w:p>
-        </w:tc>
-        <w:tc>
-          <w:tcPr>
-            <w:tcW w:type="dxa" w:w="933"/>
-            <w:tcBorders>
-              <w:top w:val="single" w:color="000000" w:sz="4"/>
-              <w:left w:val="single" w:color="000000" w:sz="4"/>
-              <w:bottom w:val="single" w:color="000000" w:sz="4"/>
-              <w:right w:val="single" w:color="000000" w:sz="4"/>
-            </w:tcBorders>
-            <w:tcMar>
-              <w:top w:type="dxa" w:w="30"/>
-              <w:left w:type="dxa" w:w="70"/>
-              <w:bottom w:type="dxa" w:w="30"/>
-              <w:right w:type="dxa" w:w="70"/>
-            </w:tcMar>
-            <w:vAlign w:val="center"/>
-          </w:tcPr>
-          <w:p>
-            <w:pPr>
-              <w:spacing w:after="0" w:before="0" w:line="240" w:lineRule="auto"/>
-              <w:jc w:val="left"/>
-            </w:pPr>
-          </w:p>
-        </w:tc>
-        <w:tc>
-          <w:tcPr>
-            <w:tcW w:type="dxa" w:w="930"/>
-            <w:tcBorders>
-              <w:top w:val="single" w:color="000000" w:sz="4"/>
-              <w:left w:val="single" w:color="000000" w:sz="4"/>
-              <w:bottom w:val="single" w:color="000000" w:sz="4"/>
-              <w:right w:val="single" w:color="000000" w:sz="4"/>
-            </w:tcBorders>
-            <w:tcMar>
-              <w:top w:type="dxa" w:w="30"/>
-              <w:left w:type="dxa" w:w="70"/>
-              <w:bottom w:type="dxa" w:w="30"/>
-              <w:right w:type="dxa" w:w="70"/>
-            </w:tcMar>
-            <w:vAlign w:val="center"/>
-          </w:tcPr>
-          <w:p>
-            <w:pPr>
-              <w:spacing w:after="0" w:before="0" w:line="240" w:lineRule="auto"/>
-              <w:jc w:val="left"/>
-            </w:pPr>
-          </w:p>
-        </w:tc>
-        <w:tc>
-          <w:tcPr>
-            <w:tcW w:type="dxa" w:w="974"/>
+            <w:tcW w:type="dxa" w:w="715"/>
+            <w:tcBorders>
+              <w:top w:val="single" w:color="000000" w:sz="4"/>
+              <w:left w:val="single" w:color="000000" w:sz="4"/>
+              <w:bottom w:val="single" w:color="000000" w:sz="4"/>
+              <w:right w:val="single" w:color="000000" w:sz="4"/>
+            </w:tcBorders>
+            <w:tcMar>
+              <w:top w:type="dxa" w:w="30"/>
+              <w:left w:type="dxa" w:w="70"/>
+              <w:bottom w:type="dxa" w:w="30"/>
+              <w:right w:type="dxa" w:w="70"/>
+            </w:tcMar>
+            <w:vAlign w:val="center"/>
+          </w:tcPr>
+          <w:p>
+            <w:pPr>
+              <w:spacing w:after="0" w:before="0" w:line="240" w:lineRule="auto"/>
+              <w:jc w:val="left"/>
+            </w:pPr>
+          </w:p>
+        </w:tc>
+        <w:tc>
+          <w:tcPr>
+            <w:tcW w:type="dxa" w:w="844"/>
+            <w:tcBorders>
+              <w:top w:val="single" w:color="000000" w:sz="4"/>
+              <w:left w:val="single" w:color="000000" w:sz="4"/>
+              <w:bottom w:val="single" w:color="000000" w:sz="4"/>
+              <w:right w:val="single" w:color="000000" w:sz="4"/>
+            </w:tcBorders>
+            <w:tcMar>
+              <w:top w:type="dxa" w:w="30"/>
+              <w:left w:type="dxa" w:w="70"/>
+              <w:bottom w:type="dxa" w:w="30"/>
+              <w:right w:type="dxa" w:w="70"/>
+            </w:tcMar>
+            <w:vAlign w:val="center"/>
+          </w:tcPr>
+          <w:p>
+            <w:pPr>
+              <w:spacing w:after="0" w:before="0" w:line="240" w:lineRule="auto"/>
+              <w:jc w:val="left"/>
+            </w:pPr>
+          </w:p>
+        </w:tc>
+        <w:tc>
+          <w:tcPr>
+            <w:tcW w:type="dxa" w:w="844"/>
+            <w:tcBorders>
+              <w:top w:val="single" w:color="000000" w:sz="4"/>
+              <w:left w:val="single" w:color="000000" w:sz="4"/>
+              <w:bottom w:val="single" w:color="000000" w:sz="4"/>
+              <w:right w:val="single" w:color="000000" w:sz="4"/>
+            </w:tcBorders>
+            <w:tcMar>
+              <w:top w:type="dxa" w:w="30"/>
+              <w:left w:type="dxa" w:w="70"/>
+              <w:bottom w:type="dxa" w:w="30"/>
+              <w:right w:type="dxa" w:w="70"/>
+            </w:tcMar>
+            <w:vAlign w:val="center"/>
+          </w:tcPr>
+          <w:p>
+            <w:pPr>
+              <w:spacing w:after="0" w:before="0" w:line="240" w:lineRule="auto"/>
+              <w:jc w:val="left"/>
+            </w:pPr>
+          </w:p>
+        </w:tc>
+        <w:tc>
+          <w:tcPr>
+            <w:tcW w:type="dxa" w:w="844"/>
+            <w:tcBorders>
+              <w:top w:val="single" w:color="000000" w:sz="4"/>
+              <w:left w:val="single" w:color="000000" w:sz="4"/>
+              <w:bottom w:val="single" w:color="000000" w:sz="4"/>
+              <w:right w:val="single" w:color="000000" w:sz="4"/>
+            </w:tcBorders>
+            <w:tcMar>
+              <w:top w:type="dxa" w:w="30"/>
+              <w:left w:type="dxa" w:w="70"/>
+              <w:bottom w:type="dxa" w:w="30"/>
+              <w:right w:type="dxa" w:w="70"/>
+            </w:tcMar>
+            <w:vAlign w:val="center"/>
+          </w:tcPr>
+          <w:p>
+            <w:pPr>
+              <w:spacing w:after="0" w:before="0" w:line="240" w:lineRule="auto"/>
+              <w:jc w:val="left"/>
+            </w:pPr>
+          </w:p>
+        </w:tc>
+        <w:tc>
+          <w:tcPr>
+            <w:tcW w:type="dxa" w:w="587"/>
+            <w:tcBorders>
+              <w:top w:val="single" w:color="000000" w:sz="4"/>
+              <w:left w:val="single" w:color="000000" w:sz="4"/>
+              <w:bottom w:val="single" w:color="000000" w:sz="4"/>
+              <w:right w:val="single" w:color="000000" w:sz="4"/>
+            </w:tcBorders>
+            <w:tcMar>
+              <w:top w:type="dxa" w:w="30"/>
+              <w:left w:type="dxa" w:w="70"/>
+              <w:bottom w:type="dxa" w:w="30"/>
+              <w:right w:type="dxa" w:w="70"/>
+            </w:tcMar>
+            <w:vAlign w:val="center"/>
+          </w:tcPr>
+          <w:p>
+            <w:pPr>
+              <w:spacing w:after="0" w:before="0" w:line="240" w:lineRule="auto"/>
+              <w:jc w:val="left"/>
+            </w:pPr>
+          </w:p>
+        </w:tc>
+        <w:tc>
+          <w:tcPr>
+            <w:tcW w:type="dxa" w:w="844"/>
             <w:tcBorders>
               <w:top w:val="single" w:color="000000" w:sz="4"/>
               <w:left w:val="single" w:color="000000" w:sz="4"/>
@@ -6423,11 +6423,11 @@
         <w:tblLayout w:type="autofit"/>
       </w:tblPr>
       <w:tblGrid>
-        <w:gridCol w:w="2139"/>
-        <w:gridCol w:w="1207"/>
-        <w:gridCol w:w="2476"/>
-        <w:gridCol w:w="1207"/>
-        <w:gridCol w:w="1996"/>
+        <w:gridCol w:w="4072"/>
+        <w:gridCol w:w="1128"/>
+        <w:gridCol w:w="1410"/>
+        <w:gridCol w:w="1128"/>
+        <w:gridCol w:w="1287"/>
       </w:tblGrid>
       <w:tr>
         <w:trPr>
@@ -6436,7 +6436,7 @@
         </w:trPr>
         <w:tc>
           <w:tcPr>
-            <w:tcW w:type="dxa" w:w="2139"/>
+            <w:tcW w:type="dxa" w:w="4072"/>
             <w:tcBorders>
               <w:top w:val="single" w:color="000000" w:sz="4"/>
               <w:left w:val="single" w:color="000000" w:sz="4"/>
@@ -6473,7 +6473,7 @@
         </w:tc>
         <w:tc>
           <w:tcPr>
-            <w:tcW w:type="dxa" w:w="1207"/>
+            <w:tcW w:type="dxa" w:w="1128"/>
             <w:tcBorders>
               <w:top w:val="single" w:color="000000" w:sz="4"/>
               <w:left w:val="single" w:color="000000" w:sz="4"/>
@@ -6510,7 +6510,7 @@
         </w:tc>
         <w:tc>
           <w:tcPr>
-            <w:tcW w:type="dxa" w:w="2476"/>
+            <w:tcW w:type="dxa" w:w="1410"/>
             <w:tcBorders>
               <w:top w:val="single" w:color="000000" w:sz="4"/>
               <w:left w:val="single" w:color="000000" w:sz="4"/>
@@ -6547,7 +6547,7 @@
         </w:tc>
         <w:tc>
           <w:tcPr>
-            <w:tcW w:type="dxa" w:w="1207"/>
+            <w:tcW w:type="dxa" w:w="1128"/>
             <w:tcBorders>
               <w:top w:val="single" w:color="000000" w:sz="4"/>
               <w:left w:val="single" w:color="000000" w:sz="4"/>
@@ -6584,7 +6584,7 @@
         </w:tc>
         <w:tc>
           <w:tcPr>
-            <w:tcW w:type="dxa" w:w="1996"/>
+            <w:tcW w:type="dxa" w:w="1287"/>
             <w:tcBorders>
               <w:top w:val="single" w:color="000000" w:sz="4"/>
               <w:left w:val="single" w:color="000000" w:sz="4"/>
@@ -6627,7 +6627,7 @@
         </w:trPr>
         <w:tc>
           <w:tcPr>
-            <w:tcW w:type="dxa" w:w="2139"/>
+            <w:tcW w:type="dxa" w:w="4072"/>
             <w:tcBorders>
               <w:top w:val="single" w:color="000000" w:sz="4"/>
               <w:left w:val="single" w:color="000000" w:sz="4"/>
@@ -6664,79 +6664,79 @@
         </w:tc>
         <w:tc>
           <w:tcPr>
-            <w:tcW w:type="dxa" w:w="1207"/>
-            <w:tcBorders>
-              <w:top w:val="single" w:color="000000" w:sz="4"/>
-              <w:left w:val="single" w:color="000000" w:sz="4"/>
-              <w:bottom w:val="single" w:color="000000" w:sz="4"/>
-              <w:right w:val="single" w:color="000000" w:sz="4"/>
-            </w:tcBorders>
-            <w:tcMar>
-              <w:top w:type="dxa" w:w="30"/>
-              <w:left w:type="dxa" w:w="70"/>
-              <w:bottom w:type="dxa" w:w="30"/>
-              <w:right w:type="dxa" w:w="70"/>
-            </w:tcMar>
-            <w:vAlign w:val="center"/>
-          </w:tcPr>
-          <w:p>
-            <w:pPr>
-              <w:spacing w:after="0" w:before="0" w:line="240" w:lineRule="auto"/>
-              <w:jc w:val="left"/>
-            </w:pPr>
-          </w:p>
-        </w:tc>
-        <w:tc>
-          <w:tcPr>
-            <w:tcW w:type="dxa" w:w="2476"/>
-            <w:tcBorders>
-              <w:top w:val="single" w:color="000000" w:sz="4"/>
-              <w:left w:val="single" w:color="000000" w:sz="4"/>
-              <w:bottom w:val="single" w:color="000000" w:sz="4"/>
-              <w:right w:val="single" w:color="000000" w:sz="4"/>
-            </w:tcBorders>
-            <w:tcMar>
-              <w:top w:type="dxa" w:w="30"/>
-              <w:left w:type="dxa" w:w="70"/>
-              <w:bottom w:type="dxa" w:w="30"/>
-              <w:right w:type="dxa" w:w="70"/>
-            </w:tcMar>
-            <w:vAlign w:val="center"/>
-          </w:tcPr>
-          <w:p>
-            <w:pPr>
-              <w:spacing w:after="0" w:before="0" w:line="240" w:lineRule="auto"/>
-              <w:jc w:val="left"/>
-            </w:pPr>
-          </w:p>
-        </w:tc>
-        <w:tc>
-          <w:tcPr>
-            <w:tcW w:type="dxa" w:w="1207"/>
-            <w:tcBorders>
-              <w:top w:val="single" w:color="000000" w:sz="4"/>
-              <w:left w:val="single" w:color="000000" w:sz="4"/>
-              <w:bottom w:val="single" w:color="000000" w:sz="4"/>
-              <w:right w:val="single" w:color="000000" w:sz="4"/>
-            </w:tcBorders>
-            <w:tcMar>
-              <w:top w:type="dxa" w:w="30"/>
-              <w:left w:type="dxa" w:w="70"/>
-              <w:bottom w:type="dxa" w:w="30"/>
-              <w:right w:type="dxa" w:w="70"/>
-            </w:tcMar>
-            <w:vAlign w:val="center"/>
-          </w:tcPr>
-          <w:p>
-            <w:pPr>
-              <w:spacing w:after="0" w:before="0" w:line="240" w:lineRule="auto"/>
-              <w:jc w:val="left"/>
-            </w:pPr>
-          </w:p>
-        </w:tc>
-        <w:tc>
-          <w:tcPr>
-            <w:tcW w:type="dxa" w:w="1996"/>
+            <w:tcW w:type="dxa" w:w="1128"/>
+            <w:tcBorders>
+              <w:top w:val="single" w:color="000000" w:sz="4"/>
+              <w:left w:val="single" w:color="000000" w:sz="4"/>
+              <w:bottom w:val="single" w:color="000000" w:sz="4"/>
+              <w:right w:val="single" w:color="000000" w:sz="4"/>
+            </w:tcBorders>
+            <w:tcMar>
+              <w:top w:type="dxa" w:w="30"/>
+              <w:left w:type="dxa" w:w="70"/>
+              <w:bottom w:type="dxa" w:w="30"/>
+              <w:right w:type="dxa" w:w="70"/>
+            </w:tcMar>
+            <w:vAlign w:val="center"/>
+          </w:tcPr>
+          <w:p>
+            <w:pPr>
+              <w:spacing w:after="0" w:before="0" w:line="240" w:lineRule="auto"/>
+              <w:jc w:val="left"/>
+            </w:pPr>
+          </w:p>
+        </w:tc>
+        <w:tc>
+          <w:tcPr>
+            <w:tcW w:type="dxa" w:w="1410"/>
+            <w:tcBorders>
+              <w:top w:val="single" w:color="000000" w:sz="4"/>
+              <w:left w:val="single" w:color="000000" w:sz="4"/>
+              <w:bottom w:val="single" w:color="000000" w:sz="4"/>
+              <w:right w:val="single" w:color="000000" w:sz="4"/>
+            </w:tcBorders>
+            <w:tcMar>
+              <w:top w:type="dxa" w:w="30"/>
+              <w:left w:type="dxa" w:w="70"/>
+              <w:bottom w:type="dxa" w:w="30"/>
+              <w:right w:type="dxa" w:w="70"/>
+            </w:tcMar>
+            <w:vAlign w:val="center"/>
+          </w:tcPr>
+          <w:p>
+            <w:pPr>
+              <w:spacing w:after="0" w:before="0" w:line="240" w:lineRule="auto"/>
+              <w:jc w:val="left"/>
+            </w:pPr>
+          </w:p>
+        </w:tc>
+        <w:tc>
+          <w:tcPr>
+            <w:tcW w:type="dxa" w:w="1128"/>
+            <w:tcBorders>
+              <w:top w:val="single" w:color="000000" w:sz="4"/>
+              <w:left w:val="single" w:color="000000" w:sz="4"/>
+              <w:bottom w:val="single" w:color="000000" w:sz="4"/>
+              <w:right w:val="single" w:color="000000" w:sz="4"/>
+            </w:tcBorders>
+            <w:tcMar>
+              <w:top w:type="dxa" w:w="30"/>
+              <w:left w:type="dxa" w:w="70"/>
+              <w:bottom w:type="dxa" w:w="30"/>
+              <w:right w:type="dxa" w:w="70"/>
+            </w:tcMar>
+            <w:vAlign w:val="center"/>
+          </w:tcPr>
+          <w:p>
+            <w:pPr>
+              <w:spacing w:after="0" w:before="0" w:line="240" w:lineRule="auto"/>
+              <w:jc w:val="left"/>
+            </w:pPr>
+          </w:p>
+        </w:tc>
+        <w:tc>
+          <w:tcPr>
+            <w:tcW w:type="dxa" w:w="1287"/>
             <w:tcBorders>
               <w:top w:val="single" w:color="000000" w:sz="4"/>
               <w:left w:val="single" w:color="000000" w:sz="4"/>
@@ -6800,11 +6800,11 @@
         <w:tblLayout w:type="autofit"/>
       </w:tblPr>
       <w:tblGrid>
-        <w:gridCol w:w="3087"/>
-        <w:gridCol w:w="1334"/>
-        <w:gridCol w:w="1334"/>
-        <w:gridCol w:w="1934"/>
-        <w:gridCol w:w="1336"/>
+        <w:gridCol w:w="4919"/>
+        <w:gridCol w:w="908"/>
+        <w:gridCol w:w="1222"/>
+        <w:gridCol w:w="1065"/>
+        <w:gridCol w:w="911"/>
       </w:tblGrid>
       <w:tr>
         <w:trPr>
@@ -6813,7 +6813,7 @@
         </w:trPr>
         <w:tc>
           <w:tcPr>
-            <w:tcW w:type="dxa" w:w="3087"/>
+            <w:tcW w:type="dxa" w:w="4919"/>
             <w:tcBorders>
               <w:top w:val="single" w:color="000000" w:sz="4"/>
               <w:left w:val="single" w:color="000000" w:sz="4"/>
@@ -6850,7 +6850,7 @@
         </w:tc>
         <w:tc>
           <w:tcPr>
-            <w:tcW w:type="dxa" w:w="1334"/>
+            <w:tcW w:type="dxa" w:w="908"/>
             <w:tcBorders>
               <w:top w:val="single" w:color="000000" w:sz="4"/>
               <w:left w:val="single" w:color="000000" w:sz="4"/>
@@ -6887,7 +6887,7 @@
         </w:tc>
         <w:tc>
           <w:tcPr>
-            <w:tcW w:type="dxa" w:w="1334"/>
+            <w:tcW w:type="dxa" w:w="1222"/>
             <w:tcBorders>
               <w:top w:val="single" w:color="000000" w:sz="4"/>
               <w:left w:val="single" w:color="000000" w:sz="4"/>
@@ -6924,7 +6924,7 @@
         </w:tc>
         <w:tc>
           <w:tcPr>
-            <w:tcW w:type="dxa" w:w="1934"/>
+            <w:tcW w:type="dxa" w:w="1065"/>
             <w:tcBorders>
               <w:top w:val="single" w:color="000000" w:sz="4"/>
               <w:left w:val="single" w:color="000000" w:sz="4"/>
@@ -6961,7 +6961,7 @@
         </w:tc>
         <w:tc>
           <w:tcPr>
-            <w:tcW w:type="dxa" w:w="1336"/>
+            <w:tcW w:type="dxa" w:w="911"/>
             <w:tcBorders>
               <w:top w:val="single" w:color="000000" w:sz="4"/>
               <w:left w:val="single" w:color="000000" w:sz="4"/>
@@ -7004,7 +7004,7 @@
         </w:trPr>
         <w:tc>
           <w:tcPr>
-            <w:tcW w:type="dxa" w:w="3087"/>
+            <w:tcW w:type="dxa" w:w="4919"/>
             <w:tcBorders>
               <w:top w:val="single" w:color="000000" w:sz="4"/>
               <w:left w:val="single" w:color="000000" w:sz="4"/>
@@ -7041,79 +7041,79 @@
         </w:tc>
         <w:tc>
           <w:tcPr>
-            <w:tcW w:type="dxa" w:w="1334"/>
-            <w:tcBorders>
-              <w:top w:val="single" w:color="000000" w:sz="4"/>
-              <w:left w:val="single" w:color="000000" w:sz="4"/>
-              <w:bottom w:val="single" w:color="000000" w:sz="4"/>
-              <w:right w:val="single" w:color="000000" w:sz="4"/>
-            </w:tcBorders>
-            <w:tcMar>
-              <w:top w:type="dxa" w:w="30"/>
-              <w:left w:type="dxa" w:w="70"/>
-              <w:bottom w:type="dxa" w:w="30"/>
-              <w:right w:type="dxa" w:w="70"/>
-            </w:tcMar>
-            <w:vAlign w:val="center"/>
-          </w:tcPr>
-          <w:p>
-            <w:pPr>
-              <w:spacing w:after="0" w:before="0" w:line="240" w:lineRule="auto"/>
-              <w:jc w:val="left"/>
-            </w:pPr>
-          </w:p>
-        </w:tc>
-        <w:tc>
-          <w:tcPr>
-            <w:tcW w:type="dxa" w:w="1334"/>
-            <w:tcBorders>
-              <w:top w:val="single" w:color="000000" w:sz="4"/>
-              <w:left w:val="single" w:color="000000" w:sz="4"/>
-              <w:bottom w:val="single" w:color="000000" w:sz="4"/>
-              <w:right w:val="single" w:color="000000" w:sz="4"/>
-            </w:tcBorders>
-            <w:tcMar>
-              <w:top w:type="dxa" w:w="30"/>
-              <w:left w:type="dxa" w:w="70"/>
-              <w:bottom w:type="dxa" w:w="30"/>
-              <w:right w:type="dxa" w:w="70"/>
-            </w:tcMar>
-            <w:vAlign w:val="center"/>
-          </w:tcPr>
-          <w:p>
-            <w:pPr>
-              <w:spacing w:after="0" w:before="0" w:line="240" w:lineRule="auto"/>
-              <w:jc w:val="left"/>
-            </w:pPr>
-          </w:p>
-        </w:tc>
-        <w:tc>
-          <w:tcPr>
-            <w:tcW w:type="dxa" w:w="1934"/>
-            <w:tcBorders>
-              <w:top w:val="single" w:color="000000" w:sz="4"/>
-              <w:left w:val="single" w:color="000000" w:sz="4"/>
-              <w:bottom w:val="single" w:color="000000" w:sz="4"/>
-              <w:right w:val="single" w:color="000000" w:sz="4"/>
-            </w:tcBorders>
-            <w:tcMar>
-              <w:top w:type="dxa" w:w="30"/>
-              <w:left w:type="dxa" w:w="70"/>
-              <w:bottom w:type="dxa" w:w="30"/>
-              <w:right w:type="dxa" w:w="70"/>
-            </w:tcMar>
-            <w:vAlign w:val="center"/>
-          </w:tcPr>
-          <w:p>
-            <w:pPr>
-              <w:spacing w:after="0" w:before="0" w:line="240" w:lineRule="auto"/>
-              <w:jc w:val="left"/>
-            </w:pPr>
-          </w:p>
-        </w:tc>
-        <w:tc>
-          <w:tcPr>
-            <w:tcW w:type="dxa" w:w="1336"/>
+            <w:tcW w:type="dxa" w:w="908"/>
+            <w:tcBorders>
+              <w:top w:val="single" w:color="000000" w:sz="4"/>
+              <w:left w:val="single" w:color="000000" w:sz="4"/>
+              <w:bottom w:val="single" w:color="000000" w:sz="4"/>
+              <w:right w:val="single" w:color="000000" w:sz="4"/>
+            </w:tcBorders>
+            <w:tcMar>
+              <w:top w:type="dxa" w:w="30"/>
+              <w:left w:type="dxa" w:w="70"/>
+              <w:bottom w:type="dxa" w:w="30"/>
+              <w:right w:type="dxa" w:w="70"/>
+            </w:tcMar>
+            <w:vAlign w:val="center"/>
+          </w:tcPr>
+          <w:p>
+            <w:pPr>
+              <w:spacing w:after="0" w:before="0" w:line="240" w:lineRule="auto"/>
+              <w:jc w:val="left"/>
+            </w:pPr>
+          </w:p>
+        </w:tc>
+        <w:tc>
+          <w:tcPr>
+            <w:tcW w:type="dxa" w:w="1222"/>
+            <w:tcBorders>
+              <w:top w:val="single" w:color="000000" w:sz="4"/>
+              <w:left w:val="single" w:color="000000" w:sz="4"/>
+              <w:bottom w:val="single" w:color="000000" w:sz="4"/>
+              <w:right w:val="single" w:color="000000" w:sz="4"/>
+            </w:tcBorders>
+            <w:tcMar>
+              <w:top w:type="dxa" w:w="30"/>
+              <w:left w:type="dxa" w:w="70"/>
+              <w:bottom w:type="dxa" w:w="30"/>
+              <w:right w:type="dxa" w:w="70"/>
+            </w:tcMar>
+            <w:vAlign w:val="center"/>
+          </w:tcPr>
+          <w:p>
+            <w:pPr>
+              <w:spacing w:after="0" w:before="0" w:line="240" w:lineRule="auto"/>
+              <w:jc w:val="left"/>
+            </w:pPr>
+          </w:p>
+        </w:tc>
+        <w:tc>
+          <w:tcPr>
+            <w:tcW w:type="dxa" w:w="1065"/>
+            <w:tcBorders>
+              <w:top w:val="single" w:color="000000" w:sz="4"/>
+              <w:left w:val="single" w:color="000000" w:sz="4"/>
+              <w:bottom w:val="single" w:color="000000" w:sz="4"/>
+              <w:right w:val="single" w:color="000000" w:sz="4"/>
+            </w:tcBorders>
+            <w:tcMar>
+              <w:top w:type="dxa" w:w="30"/>
+              <w:left w:type="dxa" w:w="70"/>
+              <w:bottom w:type="dxa" w:w="30"/>
+              <w:right w:type="dxa" w:w="70"/>
+            </w:tcMar>
+            <w:vAlign w:val="center"/>
+          </w:tcPr>
+          <w:p>
+            <w:pPr>
+              <w:spacing w:after="0" w:before="0" w:line="240" w:lineRule="auto"/>
+              <w:jc w:val="left"/>
+            </w:pPr>
+          </w:p>
+        </w:tc>
+        <w:tc>
+          <w:tcPr>
+            <w:tcW w:type="dxa" w:w="911"/>
             <w:tcBorders>
               <w:top w:val="single" w:color="000000" w:sz="4"/>
               <w:left w:val="single" w:color="000000" w:sz="4"/>
@@ -7177,10 +7177,10 @@
         <w:tblLayout w:type="autofit"/>
       </w:tblPr>
       <w:tblGrid>
-        <w:gridCol w:w="2349"/>
-        <w:gridCol w:w="3204"/>
-        <w:gridCol w:w="1735"/>
-        <w:gridCol w:w="1737"/>
+        <w:gridCol w:w="4321"/>
+        <w:gridCol w:w="1567"/>
+        <w:gridCol w:w="1567"/>
+        <w:gridCol w:w="1570"/>
       </w:tblGrid>
       <w:tr>
         <w:trPr>
@@ -7189,7 +7189,7 @@
         </w:trPr>
         <w:tc>
           <w:tcPr>
-            <w:tcW w:type="dxa" w:w="2349"/>
+            <w:tcW w:type="dxa" w:w="4321"/>
             <w:tcBorders>
               <w:top w:val="single" w:color="000000" w:sz="4"/>
               <w:left w:val="single" w:color="000000" w:sz="4"/>
@@ -7226,7 +7226,7 @@
         </w:tc>
         <w:tc>
           <w:tcPr>
-            <w:tcW w:type="dxa" w:w="3204"/>
+            <w:tcW w:type="dxa" w:w="1567"/>
             <w:tcBorders>
               <w:top w:val="single" w:color="000000" w:sz="4"/>
               <w:left w:val="single" w:color="000000" w:sz="4"/>
@@ -7263,7 +7263,7 @@
         </w:tc>
         <w:tc>
           <w:tcPr>
-            <w:tcW w:type="dxa" w:w="1735"/>
+            <w:tcW w:type="dxa" w:w="1567"/>
             <w:tcBorders>
               <w:top w:val="single" w:color="000000" w:sz="4"/>
               <w:left w:val="single" w:color="000000" w:sz="4"/>
@@ -7300,7 +7300,7 @@
         </w:tc>
         <w:tc>
           <w:tcPr>
-            <w:tcW w:type="dxa" w:w="1737"/>
+            <w:tcW w:type="dxa" w:w="1570"/>
             <w:tcBorders>
               <w:top w:val="single" w:color="000000" w:sz="4"/>
               <w:left w:val="single" w:color="000000" w:sz="4"/>
@@ -7343,7 +7343,7 @@
         </w:trPr>
         <w:tc>
           <w:tcPr>
-            <w:tcW w:type="dxa" w:w="2349"/>
+            <w:tcW w:type="dxa" w:w="4321"/>
             <w:tcBorders>
               <w:top w:val="single" w:color="000000" w:sz="4"/>
               <w:left w:val="single" w:color="000000" w:sz="4"/>
@@ -7379,55 +7379,55 @@
         </w:tc>
         <w:tc>
           <w:tcPr>
-            <w:tcW w:type="dxa" w:w="3204"/>
-            <w:tcBorders>
-              <w:top w:val="single" w:color="000000" w:sz="4"/>
-              <w:left w:val="single" w:color="000000" w:sz="4"/>
-              <w:bottom w:val="single" w:color="000000" w:sz="4"/>
-              <w:right w:val="single" w:color="000000" w:sz="4"/>
-            </w:tcBorders>
-            <w:tcMar>
-              <w:top w:type="dxa" w:w="30"/>
-              <w:left w:type="dxa" w:w="70"/>
-              <w:bottom w:type="dxa" w:w="30"/>
-              <w:right w:type="dxa" w:w="70"/>
-            </w:tcMar>
-            <w:vAlign w:val="center"/>
-          </w:tcPr>
-          <w:p>
-            <w:pPr>
-              <w:spacing w:after="0" w:before="0" w:line="240" w:lineRule="auto"/>
-              <w:jc w:val="left"/>
-            </w:pPr>
-          </w:p>
-        </w:tc>
-        <w:tc>
-          <w:tcPr>
-            <w:tcW w:type="dxa" w:w="1735"/>
-            <w:tcBorders>
-              <w:top w:val="single" w:color="000000" w:sz="4"/>
-              <w:left w:val="single" w:color="000000" w:sz="4"/>
-              <w:bottom w:val="single" w:color="000000" w:sz="4"/>
-              <w:right w:val="single" w:color="000000" w:sz="4"/>
-            </w:tcBorders>
-            <w:tcMar>
-              <w:top w:type="dxa" w:w="30"/>
-              <w:left w:type="dxa" w:w="70"/>
-              <w:bottom w:type="dxa" w:w="30"/>
-              <w:right w:type="dxa" w:w="70"/>
-            </w:tcMar>
-            <w:vAlign w:val="center"/>
-          </w:tcPr>
-          <w:p>
-            <w:pPr>
-              <w:spacing w:after="0" w:before="0" w:line="240" w:lineRule="auto"/>
-              <w:jc w:val="left"/>
-            </w:pPr>
-          </w:p>
-        </w:tc>
-        <w:tc>
-          <w:tcPr>
-            <w:tcW w:type="dxa" w:w="1737"/>
+            <w:tcW w:type="dxa" w:w="1567"/>
+            <w:tcBorders>
+              <w:top w:val="single" w:color="000000" w:sz="4"/>
+              <w:left w:val="single" w:color="000000" w:sz="4"/>
+              <w:bottom w:val="single" w:color="000000" w:sz="4"/>
+              <w:right w:val="single" w:color="000000" w:sz="4"/>
+            </w:tcBorders>
+            <w:tcMar>
+              <w:top w:type="dxa" w:w="30"/>
+              <w:left w:type="dxa" w:w="70"/>
+              <w:bottom w:type="dxa" w:w="30"/>
+              <w:right w:type="dxa" w:w="70"/>
+            </w:tcMar>
+            <w:vAlign w:val="center"/>
+          </w:tcPr>
+          <w:p>
+            <w:pPr>
+              <w:spacing w:after="0" w:before="0" w:line="240" w:lineRule="auto"/>
+              <w:jc w:val="left"/>
+            </w:pPr>
+          </w:p>
+        </w:tc>
+        <w:tc>
+          <w:tcPr>
+            <w:tcW w:type="dxa" w:w="1567"/>
+            <w:tcBorders>
+              <w:top w:val="single" w:color="000000" w:sz="4"/>
+              <w:left w:val="single" w:color="000000" w:sz="4"/>
+              <w:bottom w:val="single" w:color="000000" w:sz="4"/>
+              <w:right w:val="single" w:color="000000" w:sz="4"/>
+            </w:tcBorders>
+            <w:tcMar>
+              <w:top w:type="dxa" w:w="30"/>
+              <w:left w:type="dxa" w:w="70"/>
+              <w:bottom w:type="dxa" w:w="30"/>
+              <w:right w:type="dxa" w:w="70"/>
+            </w:tcMar>
+            <w:vAlign w:val="center"/>
+          </w:tcPr>
+          <w:p>
+            <w:pPr>
+              <w:spacing w:after="0" w:before="0" w:line="240" w:lineRule="auto"/>
+              <w:jc w:val="left"/>
+            </w:pPr>
+          </w:p>
+        </w:tc>
+        <w:tc>
+          <w:tcPr>
+            <w:tcW w:type="dxa" w:w="1570"/>
             <w:tcBorders>
               <w:top w:val="single" w:color="000000" w:sz="4"/>
               <w:left w:val="single" w:color="000000" w:sz="4"/>
@@ -7457,7 +7457,7 @@
         </w:trPr>
         <w:tc>
           <w:tcPr>
-            <w:tcW w:type="dxa" w:w="2349"/>
+            <w:tcW w:type="dxa" w:w="4321"/>
             <w:tcBorders>
               <w:top w:val="single" w:color="000000" w:sz="4"/>
               <w:left w:val="single" w:color="000000" w:sz="4"/>
@@ -7493,55 +7493,55 @@
         </w:tc>
         <w:tc>
           <w:tcPr>
-            <w:tcW w:type="dxa" w:w="3204"/>
-            <w:tcBorders>
-              <w:top w:val="single" w:color="000000" w:sz="4"/>
-              <w:left w:val="single" w:color="000000" w:sz="4"/>
-              <w:bottom w:val="single" w:color="000000" w:sz="4"/>
-              <w:right w:val="single" w:color="000000" w:sz="4"/>
-            </w:tcBorders>
-            <w:tcMar>
-              <w:top w:type="dxa" w:w="30"/>
-              <w:left w:type="dxa" w:w="70"/>
-              <w:bottom w:type="dxa" w:w="30"/>
-              <w:right w:type="dxa" w:w="70"/>
-            </w:tcMar>
-            <w:vAlign w:val="center"/>
-          </w:tcPr>
-          <w:p>
-            <w:pPr>
-              <w:spacing w:after="0" w:before="0" w:line="240" w:lineRule="auto"/>
-              <w:jc w:val="left"/>
-            </w:pPr>
-          </w:p>
-        </w:tc>
-        <w:tc>
-          <w:tcPr>
-            <w:tcW w:type="dxa" w:w="1735"/>
-            <w:tcBorders>
-              <w:top w:val="single" w:color="000000" w:sz="4"/>
-              <w:left w:val="single" w:color="000000" w:sz="4"/>
-              <w:bottom w:val="single" w:color="000000" w:sz="4"/>
-              <w:right w:val="single" w:color="000000" w:sz="4"/>
-            </w:tcBorders>
-            <w:tcMar>
-              <w:top w:type="dxa" w:w="30"/>
-              <w:left w:type="dxa" w:w="70"/>
-              <w:bottom w:type="dxa" w:w="30"/>
-              <w:right w:type="dxa" w:w="70"/>
-            </w:tcMar>
-            <w:vAlign w:val="center"/>
-          </w:tcPr>
-          <w:p>
-            <w:pPr>
-              <w:spacing w:after="0" w:before="0" w:line="240" w:lineRule="auto"/>
-              <w:jc w:val="left"/>
-            </w:pPr>
-          </w:p>
-        </w:tc>
-        <w:tc>
-          <w:tcPr>
-            <w:tcW w:type="dxa" w:w="1737"/>
+            <w:tcW w:type="dxa" w:w="1567"/>
+            <w:tcBorders>
+              <w:top w:val="single" w:color="000000" w:sz="4"/>
+              <w:left w:val="single" w:color="000000" w:sz="4"/>
+              <w:bottom w:val="single" w:color="000000" w:sz="4"/>
+              <w:right w:val="single" w:color="000000" w:sz="4"/>
+            </w:tcBorders>
+            <w:tcMar>
+              <w:top w:type="dxa" w:w="30"/>
+              <w:left w:type="dxa" w:w="70"/>
+              <w:bottom w:type="dxa" w:w="30"/>
+              <w:right w:type="dxa" w:w="70"/>
+            </w:tcMar>
+            <w:vAlign w:val="center"/>
+          </w:tcPr>
+          <w:p>
+            <w:pPr>
+              <w:spacing w:after="0" w:before="0" w:line="240" w:lineRule="auto"/>
+              <w:jc w:val="left"/>
+            </w:pPr>
+          </w:p>
+        </w:tc>
+        <w:tc>
+          <w:tcPr>
+            <w:tcW w:type="dxa" w:w="1567"/>
+            <w:tcBorders>
+              <w:top w:val="single" w:color="000000" w:sz="4"/>
+              <w:left w:val="single" w:color="000000" w:sz="4"/>
+              <w:bottom w:val="single" w:color="000000" w:sz="4"/>
+              <w:right w:val="single" w:color="000000" w:sz="4"/>
+            </w:tcBorders>
+            <w:tcMar>
+              <w:top w:type="dxa" w:w="30"/>
+              <w:left w:type="dxa" w:w="70"/>
+              <w:bottom w:type="dxa" w:w="30"/>
+              <w:right w:type="dxa" w:w="70"/>
+            </w:tcMar>
+            <w:vAlign w:val="center"/>
+          </w:tcPr>
+          <w:p>
+            <w:pPr>
+              <w:spacing w:after="0" w:before="0" w:line="240" w:lineRule="auto"/>
+              <w:jc w:val="left"/>
+            </w:pPr>
+          </w:p>
+        </w:tc>
+        <w:tc>
+          <w:tcPr>
+            <w:tcW w:type="dxa" w:w="1570"/>
             <w:tcBorders>
               <w:top w:val="single" w:color="000000" w:sz="4"/>
               <w:left w:val="single" w:color="000000" w:sz="4"/>
@@ -7571,7 +7571,7 @@
         </w:trPr>
         <w:tc>
           <w:tcPr>
-            <w:tcW w:type="dxa" w:w="2349"/>
+            <w:tcW w:type="dxa" w:w="4321"/>
             <w:tcBorders>
               <w:top w:val="single" w:color="000000" w:sz="4"/>
               <w:left w:val="single" w:color="000000" w:sz="4"/>
@@ -7607,55 +7607,55 @@
         </w:tc>
         <w:tc>
           <w:tcPr>
-            <w:tcW w:type="dxa" w:w="3204"/>
-            <w:tcBorders>
-              <w:top w:val="single" w:color="000000" w:sz="4"/>
-              <w:left w:val="single" w:color="000000" w:sz="4"/>
-              <w:bottom w:val="single" w:color="000000" w:sz="4"/>
-              <w:right w:val="single" w:color="000000" w:sz="4"/>
-            </w:tcBorders>
-            <w:tcMar>
-              <w:top w:type="dxa" w:w="30"/>
-              <w:left w:type="dxa" w:w="70"/>
-              <w:bottom w:type="dxa" w:w="30"/>
-              <w:right w:type="dxa" w:w="70"/>
-            </w:tcMar>
-            <w:vAlign w:val="center"/>
-          </w:tcPr>
-          <w:p>
-            <w:pPr>
-              <w:spacing w:after="0" w:before="0" w:line="240" w:lineRule="auto"/>
-              <w:jc w:val="left"/>
-            </w:pPr>
-          </w:p>
-        </w:tc>
-        <w:tc>
-          <w:tcPr>
-            <w:tcW w:type="dxa" w:w="1735"/>
-            <w:tcBorders>
-              <w:top w:val="single" w:color="000000" w:sz="4"/>
-              <w:left w:val="single" w:color="000000" w:sz="4"/>
-              <w:bottom w:val="single" w:color="000000" w:sz="4"/>
-              <w:right w:val="single" w:color="000000" w:sz="4"/>
-            </w:tcBorders>
-            <w:tcMar>
-              <w:top w:type="dxa" w:w="30"/>
-              <w:left w:type="dxa" w:w="70"/>
-              <w:bottom w:type="dxa" w:w="30"/>
-              <w:right w:type="dxa" w:w="70"/>
-            </w:tcMar>
-            <w:vAlign w:val="center"/>
-          </w:tcPr>
-          <w:p>
-            <w:pPr>
-              <w:spacing w:after="0" w:before="0" w:line="240" w:lineRule="auto"/>
-              <w:jc w:val="left"/>
-            </w:pPr>
-          </w:p>
-        </w:tc>
-        <w:tc>
-          <w:tcPr>
-            <w:tcW w:type="dxa" w:w="1737"/>
+            <w:tcW w:type="dxa" w:w="1567"/>
+            <w:tcBorders>
+              <w:top w:val="single" w:color="000000" w:sz="4"/>
+              <w:left w:val="single" w:color="000000" w:sz="4"/>
+              <w:bottom w:val="single" w:color="000000" w:sz="4"/>
+              <w:right w:val="single" w:color="000000" w:sz="4"/>
+            </w:tcBorders>
+            <w:tcMar>
+              <w:top w:type="dxa" w:w="30"/>
+              <w:left w:type="dxa" w:w="70"/>
+              <w:bottom w:type="dxa" w:w="30"/>
+              <w:right w:type="dxa" w:w="70"/>
+            </w:tcMar>
+            <w:vAlign w:val="center"/>
+          </w:tcPr>
+          <w:p>
+            <w:pPr>
+              <w:spacing w:after="0" w:before="0" w:line="240" w:lineRule="auto"/>
+              <w:jc w:val="left"/>
+            </w:pPr>
+          </w:p>
+        </w:tc>
+        <w:tc>
+          <w:tcPr>
+            <w:tcW w:type="dxa" w:w="1567"/>
+            <w:tcBorders>
+              <w:top w:val="single" w:color="000000" w:sz="4"/>
+              <w:left w:val="single" w:color="000000" w:sz="4"/>
+              <w:bottom w:val="single" w:color="000000" w:sz="4"/>
+              <w:right w:val="single" w:color="000000" w:sz="4"/>
+            </w:tcBorders>
+            <w:tcMar>
+              <w:top w:type="dxa" w:w="30"/>
+              <w:left w:type="dxa" w:w="70"/>
+              <w:bottom w:type="dxa" w:w="30"/>
+              <w:right w:type="dxa" w:w="70"/>
+            </w:tcMar>
+            <w:vAlign w:val="center"/>
+          </w:tcPr>
+          <w:p>
+            <w:pPr>
+              <w:spacing w:after="0" w:before="0" w:line="240" w:lineRule="auto"/>
+              <w:jc w:val="left"/>
+            </w:pPr>
+          </w:p>
+        </w:tc>
+        <w:tc>
+          <w:tcPr>
+            <w:tcW w:type="dxa" w:w="1570"/>
             <w:tcBorders>
               <w:top w:val="single" w:color="000000" w:sz="4"/>
               <w:left w:val="single" w:color="000000" w:sz="4"/>
@@ -7719,8 +7719,8 @@
         <w:tblLayout w:type="autofit"/>
       </w:tblPr>
       <w:tblGrid>
-        <w:gridCol w:w="3747"/>
-        <w:gridCol w:w="5278"/>
+        <w:gridCol w:w="3519"/>
+        <w:gridCol w:w="5506"/>
       </w:tblGrid>
       <w:tr>
         <w:trPr>
@@ -7729,7 +7729,7 @@
         </w:trPr>
         <w:tc>
           <w:tcPr>
-            <w:tcW w:type="dxa" w:w="3747"/>
+            <w:tcW w:type="dxa" w:w="3519"/>
             <w:tcBorders>
               <w:top w:val="single" w:color="000000" w:sz="4"/>
               <w:left w:val="single" w:color="000000" w:sz="4"/>
@@ -7766,7 +7766,7 @@
         </w:tc>
         <w:tc>
           <w:tcPr>
-            <w:tcW w:type="dxa" w:w="5278"/>
+            <w:tcW w:type="dxa" w:w="5506"/>
             <w:tcBorders>
               <w:top w:val="single" w:color="000000" w:sz="4"/>
               <w:left w:val="single" w:color="000000" w:sz="4"/>
@@ -7809,7 +7809,7 @@
         </w:trPr>
         <w:tc>
           <w:tcPr>
-            <w:tcW w:type="dxa" w:w="3747"/>
+            <w:tcW w:type="dxa" w:w="3519"/>
             <w:tcBorders>
               <w:top w:val="single" w:color="000000" w:sz="4"/>
               <w:left w:val="single" w:color="000000" w:sz="4"/>
@@ -7845,7 +7845,7 @@
         </w:tc>
         <w:tc>
           <w:tcPr>
-            <w:tcW w:type="dxa" w:w="5278"/>
+            <w:tcW w:type="dxa" w:w="5506"/>
             <w:tcBorders>
               <w:top w:val="single" w:color="000000" w:sz="4"/>
               <w:left w:val="single" w:color="000000" w:sz="4"/>
@@ -7888,7 +7888,7 @@
         </w:trPr>
         <w:tc>
           <w:tcPr>
-            <w:tcW w:type="dxa" w:w="3747"/>
+            <w:tcW w:type="dxa" w:w="3519"/>
             <w:tcBorders>
               <w:top w:val="single" w:color="000000" w:sz="4"/>
               <w:left w:val="single" w:color="000000" w:sz="4"/>
@@ -7924,7 +7924,7 @@
         </w:tc>
         <w:tc>
           <w:tcPr>
-            <w:tcW w:type="dxa" w:w="5278"/>
+            <w:tcW w:type="dxa" w:w="5506"/>
             <w:tcBorders>
               <w:top w:val="single" w:color="000000" w:sz="4"/>
               <w:left w:val="single" w:color="000000" w:sz="4"/>
@@ -7967,7 +7967,7 @@
         </w:trPr>
         <w:tc>
           <w:tcPr>
-            <w:tcW w:type="dxa" w:w="3747"/>
+            <w:tcW w:type="dxa" w:w="3519"/>
             <w:tcBorders>
               <w:top w:val="single" w:color="000000" w:sz="4"/>
               <w:left w:val="single" w:color="000000" w:sz="4"/>
@@ -8003,7 +8003,7 @@
         </w:tc>
         <w:tc>
           <w:tcPr>
-            <w:tcW w:type="dxa" w:w="5278"/>
+            <w:tcW w:type="dxa" w:w="5506"/>
             <w:tcBorders>
               <w:top w:val="single" w:color="000000" w:sz="4"/>
               <w:left w:val="single" w:color="000000" w:sz="4"/>
@@ -8071,7 +8071,7 @@
         </w:trPr>
         <w:tc>
           <w:tcPr>
-            <w:tcW w:type="dxa" w:w="3747"/>
+            <w:tcW w:type="dxa" w:w="3519"/>
             <w:tcBorders>
               <w:top w:val="single" w:color="000000" w:sz="4"/>
               <w:left w:val="single" w:color="000000" w:sz="4"/>
@@ -8107,7 +8107,7 @@
         </w:tc>
         <w:tc>
           <w:tcPr>
-            <w:tcW w:type="dxa" w:w="5278"/>
+            <w:tcW w:type="dxa" w:w="5506"/>
             <w:tcBorders>
               <w:top w:val="single" w:color="000000" w:sz="4"/>
               <w:left w:val="single" w:color="000000" w:sz="4"/>
@@ -8308,9 +8308,9 @@
         <w:tblLayout w:type="autofit"/>
       </w:tblPr>
       <w:tblGrid>
-        <w:gridCol w:w="2470"/>
-        <w:gridCol w:w="5507"/>
-        <w:gridCol w:w="1048"/>
+        <w:gridCol w:w="4069"/>
+        <w:gridCol w:w="4069"/>
+        <w:gridCol w:w="887"/>
       </w:tblGrid>
       <w:tr>
         <w:trPr>
@@ -8319,7 +8319,7 @@
         </w:trPr>
         <w:tc>
           <w:tcPr>
-            <w:tcW w:type="dxa" w:w="2470"/>
+            <w:tcW w:type="dxa" w:w="4069"/>
             <w:tcBorders>
               <w:top w:val="single" w:color="000000" w:sz="4"/>
               <w:left w:val="single" w:color="000000" w:sz="4"/>
@@ -8356,7 +8356,7 @@
         </w:tc>
         <w:tc>
           <w:tcPr>
-            <w:tcW w:type="dxa" w:w="5507"/>
+            <w:tcW w:type="dxa" w:w="4069"/>
             <w:tcBorders>
               <w:top w:val="single" w:color="000000" w:sz="4"/>
               <w:left w:val="single" w:color="000000" w:sz="4"/>
@@ -8393,7 +8393,7 @@
         </w:tc>
         <w:tc>
           <w:tcPr>
-            <w:tcW w:type="dxa" w:w="1048"/>
+            <w:tcW w:type="dxa" w:w="887"/>
             <w:tcBorders>
               <w:top w:val="single" w:color="000000" w:sz="4"/>
               <w:left w:val="single" w:color="000000" w:sz="4"/>
@@ -8436,7 +8436,7 @@
         </w:trPr>
         <w:tc>
           <w:tcPr>
-            <w:tcW w:type="dxa" w:w="2470"/>
+            <w:tcW w:type="dxa" w:w="4069"/>
             <w:tcBorders>
               <w:top w:val="single" w:color="000000" w:sz="4"/>
               <w:left w:val="single" w:color="000000" w:sz="4"/>
@@ -8473,7 +8473,7 @@
         </w:tc>
         <w:tc>
           <w:tcPr>
-            <w:tcW w:type="dxa" w:w="5507"/>
+            <w:tcW w:type="dxa" w:w="4069"/>
             <w:tcBorders>
               <w:top w:val="single" w:color="000000" w:sz="4"/>
               <w:left w:val="single" w:color="000000" w:sz="4"/>
@@ -8510,7 +8510,7 @@
         </w:tc>
         <w:tc>
           <w:tcPr>
-            <w:tcW w:type="dxa" w:w="1048"/>
+            <w:tcW w:type="dxa" w:w="887"/>
             <w:tcBorders>
               <w:top w:val="single" w:color="000000" w:sz="4"/>
               <w:left w:val="single" w:color="000000" w:sz="4"/>

--- a/word/02-ho-so-cap-do/thuyet-minh-de-xuat-cap-do.docx
+++ b/word/02-ho-so-cap-do/thuyet-minh-de-xuat-cap-do.docx
@@ -3445,11 +3445,11 @@
         <w:tblLayout w:type="autofit"/>
       </w:tblPr>
       <w:tblGrid>
-        <w:gridCol w:w="2266"/>
-        <w:gridCol w:w="2322"/>
+        <w:gridCol w:w="2274"/>
+        <w:gridCol w:w="2305"/>
         <w:gridCol w:w="830"/>
-        <w:gridCol w:w="2317"/>
-        <w:gridCol w:w="1290"/>
+        <w:gridCol w:w="2325"/>
+        <w:gridCol w:w="1291"/>
       </w:tblGrid>
       <w:tr>
         <w:trPr>
@@ -3458,7 +3458,7 @@
         </w:trPr>
         <w:tc>
           <w:tcPr>
-            <w:tcW w:type="dxa" w:w="2266"/>
+            <w:tcW w:type="dxa" w:w="2274"/>
             <w:tcBorders>
               <w:top w:val="single" w:color="000000" w:sz="4"/>
               <w:left w:val="single" w:color="000000" w:sz="4"/>
@@ -3495,7 +3495,7 @@
         </w:tc>
         <w:tc>
           <w:tcPr>
-            <w:tcW w:type="dxa" w:w="2322"/>
+            <w:tcW w:type="dxa" w:w="2305"/>
             <w:tcBorders>
               <w:top w:val="single" w:color="000000" w:sz="4"/>
               <w:left w:val="single" w:color="000000" w:sz="4"/>
@@ -3569,7 +3569,7 @@
         </w:tc>
         <w:tc>
           <w:tcPr>
-            <w:tcW w:type="dxa" w:w="2317"/>
+            <w:tcW w:type="dxa" w:w="2325"/>
             <w:tcBorders>
               <w:top w:val="single" w:color="000000" w:sz="4"/>
               <w:left w:val="single" w:color="000000" w:sz="4"/>
@@ -3606,7 +3606,7 @@
         </w:tc>
         <w:tc>
           <w:tcPr>
-            <w:tcW w:type="dxa" w:w="1290"/>
+            <w:tcW w:type="dxa" w:w="1291"/>
             <w:tcBorders>
               <w:top w:val="single" w:color="000000" w:sz="4"/>
               <w:left w:val="single" w:color="000000" w:sz="4"/>
@@ -3649,7 +3649,7 @@
         </w:trPr>
         <w:tc>
           <w:tcPr>
-            <w:tcW w:type="dxa" w:w="2266"/>
+            <w:tcW w:type="dxa" w:w="2274"/>
             <w:tcBorders>
               <w:top w:val="single" w:color="000000" w:sz="4"/>
               <w:left w:val="single" w:color="000000" w:sz="4"/>
@@ -3685,7 +3685,7 @@
         </w:tc>
         <w:tc>
           <w:tcPr>
-            <w:tcW w:type="dxa" w:w="2322"/>
+            <w:tcW w:type="dxa" w:w="2305"/>
             <w:tcBorders>
               <w:top w:val="single" w:color="000000" w:sz="4"/>
               <w:left w:val="single" w:color="000000" w:sz="4"/>
@@ -3728,7 +3728,7 @@
                 <w:szCs w:val="22"/>
                 <w:highlight w:val="yellow"/>
               </w:rPr>
-              <w:t xml:space="preserve">{{N}}</w:t>
+              <w:t xml:space="preserve">150.000</w:t>
             </w:r>
             <w:r>
               <w:rPr>
@@ -3770,7 +3770,7 @@
         </w:tc>
         <w:tc>
           <w:tcPr>
-            <w:tcW w:type="dxa" w:w="2317"/>
+            <w:tcW w:type="dxa" w:w="2325"/>
             <w:tcBorders>
               <w:top w:val="single" w:color="000000" w:sz="4"/>
               <w:left w:val="single" w:color="000000" w:sz="4"/>
@@ -3806,7 +3806,7 @@
         </w:tc>
         <w:tc>
           <w:tcPr>
-            <w:tcW w:type="dxa" w:w="1290"/>
+            <w:tcW w:type="dxa" w:w="1291"/>
             <w:tcBorders>
               <w:top w:val="single" w:color="000000" w:sz="4"/>
               <w:left w:val="single" w:color="000000" w:sz="4"/>
@@ -3848,7 +3848,7 @@
         </w:trPr>
         <w:tc>
           <w:tcPr>
-            <w:tcW w:type="dxa" w:w="2266"/>
+            <w:tcW w:type="dxa" w:w="2274"/>
             <w:tcBorders>
               <w:top w:val="single" w:color="000000" w:sz="4"/>
               <w:left w:val="single" w:color="000000" w:sz="4"/>
@@ -3884,7 +3884,7 @@
         </w:tc>
         <w:tc>
           <w:tcPr>
-            <w:tcW w:type="dxa" w:w="2322"/>
+            <w:tcW w:type="dxa" w:w="2305"/>
             <w:tcBorders>
               <w:top w:val="single" w:color="000000" w:sz="4"/>
               <w:left w:val="single" w:color="000000" w:sz="4"/>
@@ -3927,7 +3927,7 @@
                 <w:szCs w:val="22"/>
                 <w:highlight w:val="yellow"/>
               </w:rPr>
-              <w:t xml:space="preserve">{{X}}</w:t>
+              <w:t xml:space="preserve">24</w:t>
             </w:r>
             <w:r>
               <w:rPr>
@@ -3969,7 +3969,7 @@
         </w:tc>
         <w:tc>
           <w:tcPr>
-            <w:tcW w:type="dxa" w:w="2317"/>
+            <w:tcW w:type="dxa" w:w="2325"/>
             <w:tcBorders>
               <w:top w:val="single" w:color="000000" w:sz="4"/>
               <w:left w:val="single" w:color="000000" w:sz="4"/>
@@ -4005,7 +4005,7 @@
         </w:tc>
         <w:tc>
           <w:tcPr>
-            <w:tcW w:type="dxa" w:w="1290"/>
+            <w:tcW w:type="dxa" w:w="1291"/>
             <w:tcBorders>
               <w:top w:val="single" w:color="000000" w:sz="4"/>
               <w:left w:val="single" w:color="000000" w:sz="4"/>
@@ -4047,7 +4047,7 @@
         </w:trPr>
         <w:tc>
           <w:tcPr>
-            <w:tcW w:type="dxa" w:w="2266"/>
+            <w:tcW w:type="dxa" w:w="2274"/>
             <w:tcBorders>
               <w:top w:val="single" w:color="000000" w:sz="4"/>
               <w:left w:val="single" w:color="000000" w:sz="4"/>
@@ -4083,7 +4083,7 @@
         </w:tc>
         <w:tc>
           <w:tcPr>
-            <w:tcW w:type="dxa" w:w="2322"/>
+            <w:tcW w:type="dxa" w:w="2305"/>
             <w:tcBorders>
               <w:top w:val="single" w:color="000000" w:sz="4"/>
               <w:left w:val="single" w:color="000000" w:sz="4"/>
@@ -4131,7 +4131,7 @@
         </w:tc>
         <w:tc>
           <w:tcPr>
-            <w:tcW w:type="dxa" w:w="2317"/>
+            <w:tcW w:type="dxa" w:w="2325"/>
             <w:tcBorders>
               <w:top w:val="single" w:color="000000" w:sz="4"/>
               <w:left w:val="single" w:color="000000" w:sz="4"/>
@@ -4167,7 +4167,7 @@
         </w:tc>
         <w:tc>
           <w:tcPr>
-            <w:tcW w:type="dxa" w:w="1290"/>
+            <w:tcW w:type="dxa" w:w="1291"/>
             <w:tcBorders>
               <w:top w:val="single" w:color="000000" w:sz="4"/>
               <w:left w:val="single" w:color="000000" w:sz="4"/>
@@ -4209,7 +4209,7 @@
         </w:trPr>
         <w:tc>
           <w:tcPr>
-            <w:tcW w:type="dxa" w:w="2266"/>
+            <w:tcW w:type="dxa" w:w="2274"/>
             <w:tcBorders>
               <w:top w:val="single" w:color="000000" w:sz="4"/>
               <w:left w:val="single" w:color="000000" w:sz="4"/>
@@ -4245,7 +4245,7 @@
         </w:tc>
         <w:tc>
           <w:tcPr>
-            <w:tcW w:type="dxa" w:w="2322"/>
+            <w:tcW w:type="dxa" w:w="2305"/>
             <w:tcBorders>
               <w:top w:val="single" w:color="000000" w:sz="4"/>
               <w:left w:val="single" w:color="000000" w:sz="4"/>
@@ -4293,7 +4293,7 @@
         </w:tc>
         <w:tc>
           <w:tcPr>
-            <w:tcW w:type="dxa" w:w="2317"/>
+            <w:tcW w:type="dxa" w:w="2325"/>
             <w:tcBorders>
               <w:top w:val="single" w:color="000000" w:sz="4"/>
               <w:left w:val="single" w:color="000000" w:sz="4"/>
@@ -4329,7 +4329,7 @@
         </w:tc>
         <w:tc>
           <w:tcPr>
-            <w:tcW w:type="dxa" w:w="1290"/>
+            <w:tcW w:type="dxa" w:w="1291"/>
             <w:tcBorders>
               <w:top w:val="single" w:color="000000" w:sz="4"/>
               <w:left w:val="single" w:color="000000" w:sz="4"/>
